--- a/tests/documents/all_basic_fields/Шаблоны/all_fields.docx
+++ b/tests/documents/all_basic_fields/Шаблоны/all_fields.docx
@@ -1,6 +1,6 @@
 
 <file path=word/document.xml><?xml version="1.0" encoding="utf-8"?>
-<w:document xmlns:wpc="http://schemas.microsoft.com/office/word/2010/wordprocessingCanvas" xmlns:mo="http://schemas.microsoft.com/office/mac/office/2008/main" xmlns:mc="http://schemas.openxmlformats.org/markup-compatibility/2006" xmlns:mv="urn:schemas-microsoft-com:mac:vml" xmlns:o="urn:schemas-microsoft-com:office:office" xmlns:r="http://schemas.openxmlformats.org/officeDocument/2006/relationships" xmlns:m="http://schemas.openxmlformats.org/officeDocument/2006/math" xmlns:v="urn:schemas-microsoft-com:vml" xmlns:wp14="http://schemas.microsoft.com/office/word/2010/wordprocessingDrawing" xmlns:wp="http://schemas.openxmlformats.org/drawingml/2006/wordprocessingDrawing" xmlns:w10="urn:schemas-microsoft-com:office:word" xmlns:w="http://schemas.openxmlformats.org/wordprocessingml/2006/main" xmlns:w14="http://schemas.microsoft.com/office/word/2010/wordml" xmlns:wpg="http://schemas.microsoft.com/office/word/2010/wordprocessingGroup" xmlns:wpi="http://schemas.microsoft.com/office/word/2010/wordprocessingInk" xmlns:wne="http://schemas.microsoft.com/office/word/2006/wordml" xmlns:wps="http://schemas.microsoft.com/office/word/2010/wordprocessingShape" mc:Ignorable="w14 wp14">
+<w:document xmlns:wpc="http://schemas.microsoft.com/office/word/2010/wordprocessingCanvas" xmlns:mc="http://schemas.openxmlformats.org/markup-compatibility/2006" xmlns:o="urn:schemas-microsoft-com:office:office" xmlns:r="http://schemas.openxmlformats.org/officeDocument/2006/relationships" xmlns:m="http://schemas.openxmlformats.org/officeDocument/2006/math" xmlns:v="urn:schemas-microsoft-com:vml" xmlns:wp14="http://schemas.microsoft.com/office/word/2010/wordprocessingDrawing" xmlns:wp="http://schemas.openxmlformats.org/drawingml/2006/wordprocessingDrawing" xmlns:w10="urn:schemas-microsoft-com:office:word" xmlns:w="http://schemas.openxmlformats.org/wordprocessingml/2006/main" xmlns:w14="http://schemas.microsoft.com/office/word/2010/wordml" xmlns:wpg="http://schemas.microsoft.com/office/word/2010/wordprocessingGroup" xmlns:wpi="http://schemas.microsoft.com/office/word/2010/wordprocessingInk" xmlns:wne="http://schemas.microsoft.com/office/word/2006/wordml" xmlns:wps="http://schemas.microsoft.com/office/word/2010/wordprocessingShape" mc:Ignorable="w14 wp14">
   <w:body>
     <w:p>
       <w:r>
@@ -28,13 +28,86 @@
       </w:r>
     </w:p>
     <w:p>
+      <w:pPr>
+        <w:jc w:val="both"/>
+      </w:pPr>
+      <w:proofErr w:type="spellStart"/>
       <w:r>
-        <w:t>Сумма: {{ amount }} руб.</w:t>
+        <w:t>Сумма</w:t>
       </w:r>
-    </w:p>
-    <w:p>
+      <w:proofErr w:type="spellEnd"/>
       <w:r>
-        <w:t>Статус: {{ status }}</w:t>
+        <w:t>:</w:t>
+      </w:r>
+      <w:r>
+        <w:rPr>
+          <w:lang w:val="ru-RU"/>
+        </w:rPr>
+        <w:t> </w:t>
+      </w:r>
+      <w:r>
+        <w:t>{</w:t>
+      </w:r>
+      <w:proofErr w:type="gramStart"/>
+      <w:r>
+        <w:t>{</w:t>
+      </w:r>
+      <w:r>
+        <w:rPr>
+          <w:lang w:val="ru-RU"/>
+        </w:rPr>
+        <w:t xml:space="preserve"> </w:t>
+      </w:r>
+      <w:r>
+        <w:t>amount</w:t>
+      </w:r>
+      <w:proofErr w:type="gramEnd"/>
+      <w:r>
+        <w:rPr>
+          <w:lang w:val="ru-RU"/>
+        </w:rPr>
+        <w:t xml:space="preserve"> </w:t>
+      </w:r>
+      <w:r>
+        <w:t>}}</w:t>
+      </w:r>
+      <w:r>
+        <w:rPr>
+          <w:lang w:val="ru-RU"/>
+        </w:rPr>
+        <w:t xml:space="preserve"> </w:t>
+      </w:r>
+      <w:r>
+        <w:t>{{</w:t>
+      </w:r>
+      <w:r>
+        <w:rPr>
+          <w:lang w:val="ru-RU"/>
+        </w:rPr>
+        <w:t xml:space="preserve"> </w:t>
+      </w:r>
+      <w:r>
+        <w:t>status</w:t>
+      </w:r>
+      <w:r>
+        <w:rPr>
+          <w:lang w:val="ru-RU"/>
+        </w:rPr>
+        <w:t xml:space="preserve"> </w:t>
+      </w:r>
+      <w:bookmarkStart w:id="0" w:name="_GoBack"/>
+      <w:bookmarkEnd w:id="0"/>
+      <w:r>
+        <w:t>}}</w:t>
+      </w:r>
+      <w:r>
+        <w:rPr>
+          <w:lang w:val="ru-RU"/>
+        </w:rPr>
+        <w:br/>
+      </w:r>
+      <w:r>
+        <w:t xml:space="preserve"> </w:t>
       </w:r>
     </w:p>
     <w:sectPr>
@@ -48,7 +121,7 @@
 </file>
 
 <file path=word/numbering.xml><?xml version="1.0" encoding="utf-8"?>
-<w:numbering xmlns:wpc="http://schemas.microsoft.com/office/word/2010/wordprocessingCanvas" xmlns:mo="http://schemas.microsoft.com/office/mac/office/2008/main" xmlns:mc="http://schemas.openxmlformats.org/markup-compatibility/2006" xmlns:mv="urn:schemas-microsoft-com:mac:vml" xmlns:o="urn:schemas-microsoft-com:office:office" xmlns:r="http://schemas.openxmlformats.org/officeDocument/2006/relationships" xmlns:m="http://schemas.openxmlformats.org/officeDocument/2006/math" xmlns:v="urn:schemas-microsoft-com:vml" xmlns:wp14="http://schemas.microsoft.com/office/word/2010/wordprocessingDrawing" xmlns:wp="http://schemas.openxmlformats.org/drawingml/2006/wordprocessingDrawing" xmlns:w10="urn:schemas-microsoft-com:office:word" xmlns:w="http://schemas.openxmlformats.org/wordprocessingml/2006/main" xmlns:w14="http://schemas.microsoft.com/office/word/2010/wordml" xmlns:wpg="http://schemas.microsoft.com/office/word/2010/wordprocessingGroup" xmlns:wpi="http://schemas.microsoft.com/office/word/2010/wordprocessingInk" xmlns:wne="http://schemas.microsoft.com/office/word/2006/wordml" xmlns:wps="http://schemas.microsoft.com/office/word/2010/wordprocessingShape" mc:Ignorable="w14 wp14">
+<w:numbering xmlns:wpc="http://schemas.microsoft.com/office/word/2010/wordprocessingCanvas" xmlns:mc="http://schemas.openxmlformats.org/markup-compatibility/2006" xmlns:o="urn:schemas-microsoft-com:office:office" xmlns:r="http://schemas.openxmlformats.org/officeDocument/2006/relationships" xmlns:m="http://schemas.openxmlformats.org/officeDocument/2006/math" xmlns:v="urn:schemas-microsoft-com:vml" xmlns:wp14="http://schemas.microsoft.com/office/word/2010/wordprocessingDrawing" xmlns:wp="http://schemas.openxmlformats.org/drawingml/2006/wordprocessingDrawing" xmlns:w10="urn:schemas-microsoft-com:office:word" xmlns:w="http://schemas.openxmlformats.org/wordprocessingml/2006/main" xmlns:w14="http://schemas.microsoft.com/office/word/2010/wordml" xmlns:wpg="http://schemas.microsoft.com/office/word/2010/wordprocessingGroup" xmlns:wpi="http://schemas.microsoft.com/office/word/2010/wordprocessingInk" xmlns:wne="http://schemas.microsoft.com/office/word/2006/wordml" xmlns:wps="http://schemas.microsoft.com/office/word/2010/wordprocessingShape" mc:Ignorable="w14 wp14">
   <w:abstractNum w:abstractNumId="0">
     <w:nsid w:val="FFFFFF7C"/>
     <w:multiLevelType w:val="singleLevel"/>
@@ -90,7 +163,7 @@
     <w:lvl w:ilvl="0">
       <w:start w:val="1"/>
       <w:numFmt w:val="decimal"/>
-      <w:pStyle w:val="ListNumber3"/>
+      <w:pStyle w:val="3"/>
       <w:lvlText w:val="%1."/>
       <w:lvlJc w:val="left"/>
       <w:pPr>
@@ -108,7 +181,7 @@
     <w:lvl w:ilvl="0">
       <w:start w:val="1"/>
       <w:numFmt w:val="decimal"/>
-      <w:pStyle w:val="ListNumber2"/>
+      <w:pStyle w:val="2"/>
       <w:lvlText w:val="%1."/>
       <w:lvlJc w:val="left"/>
       <w:pPr>
@@ -146,7 +219,7 @@
     <w:lvl w:ilvl="0">
       <w:start w:val="1"/>
       <w:numFmt w:val="bullet"/>
-      <w:pStyle w:val="ListBullet3"/>
+      <w:pStyle w:val="30"/>
       <w:lvlText w:val=""/>
       <w:lvlJc w:val="left"/>
       <w:pPr>
@@ -167,7 +240,7 @@
     <w:lvl w:ilvl="0">
       <w:start w:val="1"/>
       <w:numFmt w:val="bullet"/>
-      <w:pStyle w:val="ListBullet2"/>
+      <w:pStyle w:val="20"/>
       <w:lvlText w:val=""/>
       <w:lvlJc w:val="left"/>
       <w:pPr>
@@ -188,7 +261,7 @@
     <w:lvl w:ilvl="0">
       <w:start w:val="1"/>
       <w:numFmt w:val="decimal"/>
-      <w:pStyle w:val="ListNumber"/>
+      <w:pStyle w:val="a"/>
       <w:lvlText w:val="%1."/>
       <w:lvlJc w:val="left"/>
       <w:pPr>
@@ -206,7 +279,7 @@
     <w:lvl w:ilvl="0">
       <w:start w:val="1"/>
       <w:numFmt w:val="bullet"/>
-      <w:pStyle w:val="ListBullet"/>
+      <w:pStyle w:val="a0"/>
       <w:lvlText w:val=""/>
       <w:lvlJc w:val="left"/>
       <w:pPr>
@@ -267,7 +340,7 @@
       </w:pPr>
     </w:pPrDefault>
   </w:docDefaults>
-  <w:latentStyles w:defLockedState="0" w:defUIPriority="99" w:defSemiHidden="1" w:defUnhideWhenUsed="1" w:defQFormat="0" w:count="276">
+  <w:latentStyles w:defLockedState="0" w:defUIPriority="99" w:defSemiHidden="1" w:defUnhideWhenUsed="1" w:defQFormat="0" w:count="267">
     <w:lsdException w:name="Normal" w:semiHidden="0" w:uiPriority="0" w:unhideWhenUsed="0" w:qFormat="1"/>
     <w:lsdException w:name="heading 1" w:semiHidden="0" w:uiPriority="9" w:unhideWhenUsed="0" w:qFormat="1"/>
     <w:lsdException w:name="heading 2" w:uiPriority="9" w:qFormat="1"/>
@@ -406,60 +479,16 @@
     <w:lsdException w:name="Bibliography" w:uiPriority="37"/>
     <w:lsdException w:name="TOC Heading" w:uiPriority="39" w:qFormat="1"/>
   </w:latentStyles>
-  <w:style w:type="paragraph" w:default="1" w:styleId="Normal">
+  <w:style w:type="paragraph" w:default="1" w:styleId="a1">
     <w:name w:val="Normal"/>
     <w:qFormat/>
     <w:rsid w:val="00FC693F"/>
   </w:style>
-  <w:style w:type="paragraph" w:styleId="Header">
-    <w:name w:val="header"/>
-    <w:basedOn w:val="Normal"/>
-    <w:link w:val="HeaderChar"/>
-    <w:uiPriority w:val="99"/>
-    <w:unhideWhenUsed/>
-    <w:rsid w:val="00E618BF"/>
-    <w:pPr>
-      <w:tabs>
-        <w:tab w:val="center" w:pos="4680"/>
-        <w:tab w:val="right" w:pos="9360"/>
-      </w:tabs>
-      <w:spacing w:after="0" w:line="240" w:lineRule="auto"/>
-    </w:pPr>
-  </w:style>
-  <w:style w:type="character" w:customStyle="1" w:styleId="HeaderChar">
-    <w:name w:val="Header Char"/>
-    <w:basedOn w:val="DefaultParagraphFont"/>
-    <w:link w:val="Header"/>
-    <w:uiPriority w:val="99"/>
-    <w:rsid w:val="00E618BF"/>
-  </w:style>
-  <w:style w:type="paragraph" w:styleId="Footer">
-    <w:name w:val="footer"/>
-    <w:basedOn w:val="Normal"/>
-    <w:link w:val="FooterChar"/>
-    <w:uiPriority w:val="99"/>
-    <w:unhideWhenUsed/>
-    <w:rsid w:val="00E618BF"/>
-    <w:pPr>
-      <w:tabs>
-        <w:tab w:val="center" w:pos="4680"/>
-        <w:tab w:val="right" w:pos="9360"/>
-      </w:tabs>
-      <w:spacing w:after="0" w:line="240" w:lineRule="auto"/>
-    </w:pPr>
-  </w:style>
-  <w:style w:type="character" w:customStyle="1" w:styleId="FooterChar">
-    <w:name w:val="Footer Char"/>
-    <w:basedOn w:val="DefaultParagraphFont"/>
-    <w:link w:val="Footer"/>
-    <w:uiPriority w:val="99"/>
-    <w:rsid w:val="00E618BF"/>
-  </w:style>
-  <w:style w:type="paragraph" w:styleId="Heading1">
+  <w:style w:type="paragraph" w:styleId="1">
     <w:name w:val="heading 1"/>
-    <w:basedOn w:val="Normal"/>
-    <w:next w:val="Normal"/>
-    <w:link w:val="Heading1Char"/>
+    <w:basedOn w:val="a1"/>
+    <w:next w:val="a1"/>
+    <w:link w:val="10"/>
     <w:uiPriority w:val="9"/>
     <w:qFormat/>
     <w:rsid w:val="00FC693F"/>
@@ -478,11 +507,11 @@
       <w:szCs w:val="28"/>
     </w:rPr>
   </w:style>
-  <w:style w:type="paragraph" w:styleId="Heading2">
+  <w:style w:type="paragraph" w:styleId="21">
     <w:name w:val="heading 2"/>
-    <w:basedOn w:val="Normal"/>
-    <w:next w:val="Normal"/>
-    <w:link w:val="Heading2Char"/>
+    <w:basedOn w:val="a1"/>
+    <w:next w:val="a1"/>
+    <w:link w:val="22"/>
     <w:uiPriority w:val="9"/>
     <w:unhideWhenUsed/>
     <w:qFormat/>
@@ -502,11 +531,11 @@
       <w:szCs w:val="26"/>
     </w:rPr>
   </w:style>
-  <w:style w:type="paragraph" w:styleId="Heading3">
+  <w:style w:type="paragraph" w:styleId="31">
     <w:name w:val="heading 3"/>
-    <w:basedOn w:val="Normal"/>
-    <w:next w:val="Normal"/>
-    <w:link w:val="Heading3Char"/>
+    <w:basedOn w:val="a1"/>
+    <w:next w:val="a1"/>
+    <w:link w:val="32"/>
     <w:uiPriority w:val="9"/>
     <w:unhideWhenUsed/>
     <w:qFormat/>
@@ -524,11 +553,11 @@
       <w:color w:val="4F81BD" w:themeColor="accent1"/>
     </w:rPr>
   </w:style>
-  <w:style w:type="paragraph" w:styleId="Heading4">
+  <w:style w:type="paragraph" w:styleId="4">
     <w:name w:val="heading 4"/>
-    <w:basedOn w:val="Normal"/>
-    <w:next w:val="Normal"/>
-    <w:link w:val="Heading4Char"/>
+    <w:basedOn w:val="a1"/>
+    <w:next w:val="a1"/>
+    <w:link w:val="40"/>
     <w:uiPriority w:val="9"/>
     <w:semiHidden/>
     <w:unhideWhenUsed/>
@@ -549,11 +578,11 @@
       <w:color w:val="4F81BD" w:themeColor="accent1"/>
     </w:rPr>
   </w:style>
-  <w:style w:type="paragraph" w:styleId="Heading5">
+  <w:style w:type="paragraph" w:styleId="5">
     <w:name w:val="heading 5"/>
-    <w:basedOn w:val="Normal"/>
-    <w:next w:val="Normal"/>
-    <w:link w:val="Heading5Char"/>
+    <w:basedOn w:val="a1"/>
+    <w:next w:val="a1"/>
+    <w:link w:val="50"/>
     <w:uiPriority w:val="9"/>
     <w:semiHidden/>
     <w:unhideWhenUsed/>
@@ -570,11 +599,11 @@
       <w:color w:val="243F60" w:themeColor="accent1" w:themeShade="7F"/>
     </w:rPr>
   </w:style>
-  <w:style w:type="paragraph" w:styleId="Heading6">
+  <w:style w:type="paragraph" w:styleId="6">
     <w:name w:val="heading 6"/>
-    <w:basedOn w:val="Normal"/>
-    <w:next w:val="Normal"/>
-    <w:link w:val="Heading6Char"/>
+    <w:basedOn w:val="a1"/>
+    <w:next w:val="a1"/>
+    <w:link w:val="60"/>
     <w:uiPriority w:val="9"/>
     <w:semiHidden/>
     <w:unhideWhenUsed/>
@@ -593,11 +622,11 @@
       <w:color w:val="243F60" w:themeColor="accent1" w:themeShade="7F"/>
     </w:rPr>
   </w:style>
-  <w:style w:type="paragraph" w:styleId="Heading7">
+  <w:style w:type="paragraph" w:styleId="7">
     <w:name w:val="heading 7"/>
-    <w:basedOn w:val="Normal"/>
-    <w:next w:val="Normal"/>
-    <w:link w:val="Heading7Char"/>
+    <w:basedOn w:val="a1"/>
+    <w:next w:val="a1"/>
+    <w:link w:val="70"/>
     <w:uiPriority w:val="9"/>
     <w:semiHidden/>
     <w:unhideWhenUsed/>
@@ -616,11 +645,11 @@
       <w:color w:val="404040" w:themeColor="text1" w:themeTint="BF"/>
     </w:rPr>
   </w:style>
-  <w:style w:type="paragraph" w:styleId="Heading8">
+  <w:style w:type="paragraph" w:styleId="8">
     <w:name w:val="heading 8"/>
-    <w:basedOn w:val="Normal"/>
-    <w:next w:val="Normal"/>
-    <w:link w:val="Heading8Char"/>
+    <w:basedOn w:val="a1"/>
+    <w:next w:val="a1"/>
+    <w:link w:val="80"/>
     <w:uiPriority w:val="9"/>
     <w:semiHidden/>
     <w:unhideWhenUsed/>
@@ -639,11 +668,11 @@
       <w:szCs w:val="20"/>
     </w:rPr>
   </w:style>
-  <w:style w:type="paragraph" w:styleId="Heading9">
+  <w:style w:type="paragraph" w:styleId="9">
     <w:name w:val="heading 9"/>
-    <w:basedOn w:val="Normal"/>
-    <w:next w:val="Normal"/>
-    <w:link w:val="Heading9Char"/>
+    <w:basedOn w:val="a1"/>
+    <w:next w:val="a1"/>
+    <w:link w:val="90"/>
     <w:uiPriority w:val="9"/>
     <w:semiHidden/>
     <w:unhideWhenUsed/>
@@ -664,13 +693,13 @@
       <w:szCs w:val="20"/>
     </w:rPr>
   </w:style>
-  <w:style w:type="character" w:default="1" w:styleId="DefaultParagraphFont">
+  <w:style w:type="character" w:default="1" w:styleId="a2">
     <w:name w:val="Default Paragraph Font"/>
     <w:uiPriority w:val="1"/>
     <w:semiHidden/>
     <w:unhideWhenUsed/>
   </w:style>
-  <w:style w:type="table" w:default="1" w:styleId="TableNormal">
+  <w:style w:type="table" w:default="1" w:styleId="a3">
     <w:name w:val="Normal Table"/>
     <w:uiPriority w:val="99"/>
     <w:semiHidden/>
@@ -685,13 +714,57 @@
       </w:tblCellMar>
     </w:tblPr>
   </w:style>
-  <w:style w:type="numbering" w:default="1" w:styleId="NoList">
+  <w:style w:type="numbering" w:default="1" w:styleId="a4">
     <w:name w:val="No List"/>
     <w:uiPriority w:val="99"/>
     <w:semiHidden/>
     <w:unhideWhenUsed/>
   </w:style>
-  <w:style w:type="paragraph" w:styleId="NoSpacing">
+  <w:style w:type="paragraph" w:styleId="a5">
+    <w:name w:val="header"/>
+    <w:basedOn w:val="a1"/>
+    <w:link w:val="a6"/>
+    <w:uiPriority w:val="99"/>
+    <w:unhideWhenUsed/>
+    <w:rsid w:val="00E618BF"/>
+    <w:pPr>
+      <w:tabs>
+        <w:tab w:val="center" w:pos="4680"/>
+        <w:tab w:val="right" w:pos="9360"/>
+      </w:tabs>
+      <w:spacing w:after="0" w:line="240" w:lineRule="auto"/>
+    </w:pPr>
+  </w:style>
+  <w:style w:type="character" w:customStyle="1" w:styleId="a6">
+    <w:name w:val="Верхний колонтитул Знак"/>
+    <w:basedOn w:val="a2"/>
+    <w:link w:val="a5"/>
+    <w:uiPriority w:val="99"/>
+    <w:rsid w:val="00E618BF"/>
+  </w:style>
+  <w:style w:type="paragraph" w:styleId="a7">
+    <w:name w:val="footer"/>
+    <w:basedOn w:val="a1"/>
+    <w:link w:val="a8"/>
+    <w:uiPriority w:val="99"/>
+    <w:unhideWhenUsed/>
+    <w:rsid w:val="00E618BF"/>
+    <w:pPr>
+      <w:tabs>
+        <w:tab w:val="center" w:pos="4680"/>
+        <w:tab w:val="right" w:pos="9360"/>
+      </w:tabs>
+      <w:spacing w:after="0" w:line="240" w:lineRule="auto"/>
+    </w:pPr>
+  </w:style>
+  <w:style w:type="character" w:customStyle="1" w:styleId="a8">
+    <w:name w:val="Нижний колонтитул Знак"/>
+    <w:basedOn w:val="a2"/>
+    <w:link w:val="a7"/>
+    <w:uiPriority w:val="99"/>
+    <w:rsid w:val="00E618BF"/>
+  </w:style>
+  <w:style w:type="paragraph" w:styleId="a9">
     <w:name w:val="No Spacing"/>
     <w:uiPriority w:val="1"/>
     <w:qFormat/>
@@ -700,10 +773,10 @@
       <w:spacing w:after="0" w:line="240" w:lineRule="auto"/>
     </w:pPr>
   </w:style>
-  <w:style w:type="character" w:customStyle="1" w:styleId="Heading1Char">
-    <w:name w:val="Heading 1 Char"/>
-    <w:basedOn w:val="DefaultParagraphFont"/>
-    <w:link w:val="Heading1"/>
+  <w:style w:type="character" w:customStyle="1" w:styleId="10">
+    <w:name w:val="Заголовок 1 Знак"/>
+    <w:basedOn w:val="a2"/>
+    <w:link w:val="1"/>
     <w:uiPriority w:val="9"/>
     <w:rsid w:val="00FC693F"/>
     <w:rPr>
@@ -715,10 +788,10 @@
       <w:szCs w:val="28"/>
     </w:rPr>
   </w:style>
-  <w:style w:type="character" w:customStyle="1" w:styleId="Heading2Char">
-    <w:name w:val="Heading 2 Char"/>
-    <w:basedOn w:val="DefaultParagraphFont"/>
-    <w:link w:val="Heading2"/>
+  <w:style w:type="character" w:customStyle="1" w:styleId="22">
+    <w:name w:val="Заголовок 2 Знак"/>
+    <w:basedOn w:val="a2"/>
+    <w:link w:val="21"/>
     <w:uiPriority w:val="9"/>
     <w:rsid w:val="00FC693F"/>
     <w:rPr>
@@ -730,10 +803,10 @@
       <w:szCs w:val="26"/>
     </w:rPr>
   </w:style>
-  <w:style w:type="character" w:customStyle="1" w:styleId="Heading3Char">
-    <w:name w:val="Heading 3 Char"/>
-    <w:basedOn w:val="DefaultParagraphFont"/>
-    <w:link w:val="Heading3"/>
+  <w:style w:type="character" w:customStyle="1" w:styleId="32">
+    <w:name w:val="Заголовок 3 Знак"/>
+    <w:basedOn w:val="a2"/>
+    <w:link w:val="31"/>
     <w:uiPriority w:val="9"/>
     <w:rsid w:val="00FC693F"/>
     <w:rPr>
@@ -743,11 +816,11 @@
       <w:color w:val="4F81BD" w:themeColor="accent1"/>
     </w:rPr>
   </w:style>
-  <w:style w:type="paragraph" w:styleId="Title">
+  <w:style w:type="paragraph" w:styleId="aa">
     <w:name w:val="Title"/>
-    <w:basedOn w:val="Normal"/>
-    <w:next w:val="Normal"/>
-    <w:link w:val="TitleChar"/>
+    <w:basedOn w:val="a1"/>
+    <w:next w:val="a1"/>
+    <w:link w:val="ab"/>
     <w:uiPriority w:val="10"/>
     <w:qFormat/>
     <w:rsid w:val="00FC693F"/>
@@ -767,10 +840,10 @@
       <w:szCs w:val="52"/>
     </w:rPr>
   </w:style>
-  <w:style w:type="character" w:customStyle="1" w:styleId="TitleChar">
-    <w:name w:val="Title Char"/>
-    <w:basedOn w:val="DefaultParagraphFont"/>
-    <w:link w:val="Title"/>
+  <w:style w:type="character" w:customStyle="1" w:styleId="ab">
+    <w:name w:val="Название Знак"/>
+    <w:basedOn w:val="a2"/>
+    <w:link w:val="aa"/>
     <w:uiPriority w:val="10"/>
     <w:rsid w:val="00FC693F"/>
     <w:rPr>
@@ -782,11 +855,11 @@
       <w:szCs w:val="52"/>
     </w:rPr>
   </w:style>
-  <w:style w:type="paragraph" w:styleId="Subtitle">
+  <w:style w:type="paragraph" w:styleId="ac">
     <w:name w:val="Subtitle"/>
-    <w:basedOn w:val="Normal"/>
-    <w:next w:val="Normal"/>
-    <w:link w:val="SubtitleChar"/>
+    <w:basedOn w:val="a1"/>
+    <w:next w:val="a1"/>
+    <w:link w:val="ad"/>
     <w:uiPriority w:val="11"/>
     <w:qFormat/>
     <w:rsid w:val="00FC693F"/>
@@ -805,10 +878,10 @@
       <w:szCs w:val="24"/>
     </w:rPr>
   </w:style>
-  <w:style w:type="character" w:customStyle="1" w:styleId="SubtitleChar">
-    <w:name w:val="Subtitle Char"/>
-    <w:basedOn w:val="DefaultParagraphFont"/>
-    <w:link w:val="Subtitle"/>
+  <w:style w:type="character" w:customStyle="1" w:styleId="ad">
+    <w:name w:val="Подзаголовок Знак"/>
+    <w:basedOn w:val="a2"/>
+    <w:link w:val="ac"/>
     <w:uiPriority w:val="11"/>
     <w:rsid w:val="00FC693F"/>
     <w:rPr>
@@ -821,9 +894,9 @@
       <w:szCs w:val="24"/>
     </w:rPr>
   </w:style>
-  <w:style w:type="paragraph" w:styleId="ListParagraph">
+  <w:style w:type="paragraph" w:styleId="ae">
     <w:name w:val="List Paragraph"/>
-    <w:basedOn w:val="Normal"/>
+    <w:basedOn w:val="a1"/>
     <w:uiPriority w:val="34"/>
     <w:qFormat/>
     <w:rsid w:val="00FC693F"/>
@@ -832,10 +905,10 @@
       <w:contextualSpacing/>
     </w:pPr>
   </w:style>
-  <w:style w:type="paragraph" w:styleId="BodyText">
+  <w:style w:type="paragraph" w:styleId="af">
     <w:name w:val="Body Text"/>
-    <w:basedOn w:val="Normal"/>
-    <w:link w:val="BodyTextChar"/>
+    <w:basedOn w:val="a1"/>
+    <w:link w:val="af0"/>
     <w:uiPriority w:val="99"/>
     <w:unhideWhenUsed/>
     <w:rsid w:val="00AA1D8D"/>
@@ -843,17 +916,17 @@
       <w:spacing w:after="120"/>
     </w:pPr>
   </w:style>
-  <w:style w:type="character" w:customStyle="1" w:styleId="BodyTextChar">
-    <w:name w:val="Body Text Char"/>
-    <w:basedOn w:val="DefaultParagraphFont"/>
-    <w:link w:val="BodyText"/>
+  <w:style w:type="character" w:customStyle="1" w:styleId="af0">
+    <w:name w:val="Основной текст Знак"/>
+    <w:basedOn w:val="a2"/>
+    <w:link w:val="af"/>
     <w:uiPriority w:val="99"/>
     <w:rsid w:val="00AA1D8D"/>
   </w:style>
-  <w:style w:type="paragraph" w:styleId="BodyText2">
+  <w:style w:type="paragraph" w:styleId="23">
     <w:name w:val="Body Text 2"/>
-    <w:basedOn w:val="Normal"/>
-    <w:link w:val="BodyText2Char"/>
+    <w:basedOn w:val="a1"/>
+    <w:link w:val="24"/>
     <w:uiPriority w:val="99"/>
     <w:unhideWhenUsed/>
     <w:rsid w:val="00AA1D8D"/>
@@ -861,17 +934,17 @@
       <w:spacing w:after="120" w:line="480" w:lineRule="auto"/>
     </w:pPr>
   </w:style>
-  <w:style w:type="character" w:customStyle="1" w:styleId="BodyText2Char">
-    <w:name w:val="Body Text 2 Char"/>
-    <w:basedOn w:val="DefaultParagraphFont"/>
-    <w:link w:val="BodyText2"/>
+  <w:style w:type="character" w:customStyle="1" w:styleId="24">
+    <w:name w:val="Основной текст 2 Знак"/>
+    <w:basedOn w:val="a2"/>
+    <w:link w:val="23"/>
     <w:uiPriority w:val="99"/>
     <w:rsid w:val="00AA1D8D"/>
   </w:style>
-  <w:style w:type="paragraph" w:styleId="BodyText3">
+  <w:style w:type="paragraph" w:styleId="33">
     <w:name w:val="Body Text 3"/>
-    <w:basedOn w:val="Normal"/>
-    <w:link w:val="BodyText3Char"/>
+    <w:basedOn w:val="a1"/>
+    <w:link w:val="34"/>
     <w:uiPriority w:val="99"/>
     <w:unhideWhenUsed/>
     <w:rsid w:val="00AA1D8D"/>
@@ -883,10 +956,10 @@
       <w:szCs w:val="16"/>
     </w:rPr>
   </w:style>
-  <w:style w:type="character" w:customStyle="1" w:styleId="BodyText3Char">
-    <w:name w:val="Body Text 3 Char"/>
-    <w:basedOn w:val="DefaultParagraphFont"/>
-    <w:link w:val="BodyText3"/>
+  <w:style w:type="character" w:customStyle="1" w:styleId="34">
+    <w:name w:val="Основной текст 3 Знак"/>
+    <w:basedOn w:val="a2"/>
+    <w:link w:val="33"/>
     <w:uiPriority w:val="99"/>
     <w:rsid w:val="00AA1D8D"/>
     <w:rPr>
@@ -894,9 +967,9 @@
       <w:szCs w:val="16"/>
     </w:rPr>
   </w:style>
-  <w:style w:type="paragraph" w:styleId="List">
+  <w:style w:type="paragraph" w:styleId="af1">
     <w:name w:val="List"/>
-    <w:basedOn w:val="Normal"/>
+    <w:basedOn w:val="a1"/>
     <w:uiPriority w:val="99"/>
     <w:unhideWhenUsed/>
     <w:rsid w:val="00AA1D8D"/>
@@ -905,9 +978,9 @@
       <w:contextualSpacing/>
     </w:pPr>
   </w:style>
-  <w:style w:type="paragraph" w:styleId="List2">
+  <w:style w:type="paragraph" w:styleId="25">
     <w:name w:val="List 2"/>
-    <w:basedOn w:val="Normal"/>
+    <w:basedOn w:val="a1"/>
     <w:uiPriority w:val="99"/>
     <w:unhideWhenUsed/>
     <w:rsid w:val="00326F90"/>
@@ -916,9 +989,9 @@
       <w:contextualSpacing/>
     </w:pPr>
   </w:style>
-  <w:style w:type="paragraph" w:styleId="List3">
+  <w:style w:type="paragraph" w:styleId="35">
     <w:name w:val="List 3"/>
-    <w:basedOn w:val="Normal"/>
+    <w:basedOn w:val="a1"/>
     <w:uiPriority w:val="99"/>
     <w:unhideWhenUsed/>
     <w:rsid w:val="00326F90"/>
@@ -927,9 +1000,9 @@
       <w:contextualSpacing/>
     </w:pPr>
   </w:style>
-  <w:style w:type="paragraph" w:styleId="ListBullet">
+  <w:style w:type="paragraph" w:styleId="a0">
     <w:name w:val="List Bullet"/>
-    <w:basedOn w:val="Normal"/>
+    <w:basedOn w:val="a1"/>
     <w:uiPriority w:val="99"/>
     <w:unhideWhenUsed/>
     <w:rsid w:val="00326F90"/>
@@ -940,9 +1013,9 @@
       <w:contextualSpacing/>
     </w:pPr>
   </w:style>
-  <w:style w:type="paragraph" w:styleId="ListBullet2">
+  <w:style w:type="paragraph" w:styleId="20">
     <w:name w:val="List Bullet 2"/>
-    <w:basedOn w:val="Normal"/>
+    <w:basedOn w:val="a1"/>
     <w:uiPriority w:val="99"/>
     <w:unhideWhenUsed/>
     <w:rsid w:val="00326F90"/>
@@ -953,9 +1026,9 @@
       <w:contextualSpacing/>
     </w:pPr>
   </w:style>
-  <w:style w:type="paragraph" w:styleId="ListBullet3">
+  <w:style w:type="paragraph" w:styleId="30">
     <w:name w:val="List Bullet 3"/>
-    <w:basedOn w:val="Normal"/>
+    <w:basedOn w:val="a1"/>
     <w:uiPriority w:val="99"/>
     <w:unhideWhenUsed/>
     <w:rsid w:val="00326F90"/>
@@ -966,9 +1039,9 @@
       <w:contextualSpacing/>
     </w:pPr>
   </w:style>
-  <w:style w:type="paragraph" w:styleId="ListNumber">
+  <w:style w:type="paragraph" w:styleId="a">
     <w:name w:val="List Number"/>
-    <w:basedOn w:val="Normal"/>
+    <w:basedOn w:val="a1"/>
     <w:uiPriority w:val="99"/>
     <w:unhideWhenUsed/>
     <w:rsid w:val="00326F90"/>
@@ -979,9 +1052,9 @@
       <w:contextualSpacing/>
     </w:pPr>
   </w:style>
-  <w:style w:type="paragraph" w:styleId="ListNumber2">
+  <w:style w:type="paragraph" w:styleId="2">
     <w:name w:val="List Number 2"/>
-    <w:basedOn w:val="Normal"/>
+    <w:basedOn w:val="a1"/>
     <w:uiPriority w:val="99"/>
     <w:unhideWhenUsed/>
     <w:rsid w:val="0029639D"/>
@@ -992,9 +1065,9 @@
       <w:contextualSpacing/>
     </w:pPr>
   </w:style>
-  <w:style w:type="paragraph" w:styleId="ListNumber3">
+  <w:style w:type="paragraph" w:styleId="3">
     <w:name w:val="List Number 3"/>
-    <w:basedOn w:val="Normal"/>
+    <w:basedOn w:val="a1"/>
     <w:uiPriority w:val="99"/>
     <w:unhideWhenUsed/>
     <w:rsid w:val="0029639D"/>
@@ -1005,9 +1078,9 @@
       <w:contextualSpacing/>
     </w:pPr>
   </w:style>
-  <w:style w:type="paragraph" w:styleId="ListContinue">
+  <w:style w:type="paragraph" w:styleId="af2">
     <w:name w:val="List Continue"/>
-    <w:basedOn w:val="Normal"/>
+    <w:basedOn w:val="a1"/>
     <w:uiPriority w:val="99"/>
     <w:unhideWhenUsed/>
     <w:rsid w:val="0029639D"/>
@@ -1017,9 +1090,9 @@
       <w:contextualSpacing/>
     </w:pPr>
   </w:style>
-  <w:style w:type="paragraph" w:styleId="ListContinue2">
+  <w:style w:type="paragraph" w:styleId="26">
     <w:name w:val="List Continue 2"/>
-    <w:basedOn w:val="Normal"/>
+    <w:basedOn w:val="a1"/>
     <w:uiPriority w:val="99"/>
     <w:unhideWhenUsed/>
     <w:rsid w:val="0029639D"/>
@@ -1029,9 +1102,9 @@
       <w:contextualSpacing/>
     </w:pPr>
   </w:style>
-  <w:style w:type="paragraph" w:styleId="ListContinue3">
+  <w:style w:type="paragraph" w:styleId="36">
     <w:name w:val="List Continue 3"/>
-    <w:basedOn w:val="Normal"/>
+    <w:basedOn w:val="a1"/>
     <w:uiPriority w:val="99"/>
     <w:unhideWhenUsed/>
     <w:rsid w:val="0029639D"/>
@@ -1041,9 +1114,9 @@
       <w:contextualSpacing/>
     </w:pPr>
   </w:style>
-  <w:style w:type="paragraph" w:styleId="MacroText">
+  <w:style w:type="paragraph" w:styleId="af3">
     <w:name w:val="macro"/>
-    <w:link w:val="MacroTextChar"/>
+    <w:link w:val="af4"/>
     <w:uiPriority w:val="99"/>
     <w:unhideWhenUsed/>
     <w:rsid w:val="0029639D"/>
@@ -1064,10 +1137,10 @@
       <w:szCs w:val="20"/>
     </w:rPr>
   </w:style>
-  <w:style w:type="character" w:customStyle="1" w:styleId="MacroTextChar">
-    <w:name w:val="Macro Text Char"/>
-    <w:basedOn w:val="DefaultParagraphFont"/>
-    <w:link w:val="MacroText"/>
+  <w:style w:type="character" w:customStyle="1" w:styleId="af4">
+    <w:name w:val="Текст макроса Знак"/>
+    <w:basedOn w:val="a2"/>
+    <w:link w:val="af3"/>
     <w:uiPriority w:val="99"/>
     <w:rsid w:val="0029639D"/>
     <w:rPr>
@@ -1076,11 +1149,11 @@
       <w:szCs w:val="20"/>
     </w:rPr>
   </w:style>
-  <w:style w:type="paragraph" w:styleId="Quote">
+  <w:style w:type="paragraph" w:styleId="27">
     <w:name w:val="Quote"/>
-    <w:basedOn w:val="Normal"/>
-    <w:next w:val="Normal"/>
-    <w:link w:val="QuoteChar"/>
+    <w:basedOn w:val="a1"/>
+    <w:next w:val="a1"/>
+    <w:link w:val="28"/>
     <w:uiPriority w:val="29"/>
     <w:qFormat/>
     <w:rsid w:val="00FC693F"/>
@@ -1090,10 +1163,10 @@
       <w:color w:val="000000" w:themeColor="text1"/>
     </w:rPr>
   </w:style>
-  <w:style w:type="character" w:customStyle="1" w:styleId="QuoteChar">
-    <w:name w:val="Quote Char"/>
-    <w:basedOn w:val="DefaultParagraphFont"/>
-    <w:link w:val="Quote"/>
+  <w:style w:type="character" w:customStyle="1" w:styleId="28">
+    <w:name w:val="Цитата 2 Знак"/>
+    <w:basedOn w:val="a2"/>
+    <w:link w:val="27"/>
     <w:uiPriority w:val="29"/>
     <w:rsid w:val="00FC693F"/>
     <w:rPr>
@@ -1102,10 +1175,10 @@
       <w:color w:val="000000" w:themeColor="text1"/>
     </w:rPr>
   </w:style>
-  <w:style w:type="character" w:customStyle="1" w:styleId="Heading4Char">
-    <w:name w:val="Heading 4 Char"/>
-    <w:basedOn w:val="DefaultParagraphFont"/>
-    <w:link w:val="Heading4"/>
+  <w:style w:type="character" w:customStyle="1" w:styleId="40">
+    <w:name w:val="Заголовок 4 Знак"/>
+    <w:basedOn w:val="a2"/>
+    <w:link w:val="4"/>
     <w:uiPriority w:val="9"/>
     <w:semiHidden/>
     <w:rsid w:val="00FC693F"/>
@@ -1118,10 +1191,10 @@
       <w:color w:val="4F81BD" w:themeColor="accent1"/>
     </w:rPr>
   </w:style>
-  <w:style w:type="character" w:customStyle="1" w:styleId="Heading5Char">
-    <w:name w:val="Heading 5 Char"/>
-    <w:basedOn w:val="DefaultParagraphFont"/>
-    <w:link w:val="Heading5"/>
+  <w:style w:type="character" w:customStyle="1" w:styleId="50">
+    <w:name w:val="Заголовок 5 Знак"/>
+    <w:basedOn w:val="a2"/>
+    <w:link w:val="5"/>
     <w:uiPriority w:val="9"/>
     <w:semiHidden/>
     <w:rsid w:val="00FC693F"/>
@@ -1130,10 +1203,10 @@
       <w:color w:val="243F60" w:themeColor="accent1" w:themeShade="7F"/>
     </w:rPr>
   </w:style>
-  <w:style w:type="character" w:customStyle="1" w:styleId="Heading6Char">
-    <w:name w:val="Heading 6 Char"/>
-    <w:basedOn w:val="DefaultParagraphFont"/>
-    <w:link w:val="Heading6"/>
+  <w:style w:type="character" w:customStyle="1" w:styleId="60">
+    <w:name w:val="Заголовок 6 Знак"/>
+    <w:basedOn w:val="a2"/>
+    <w:link w:val="6"/>
     <w:uiPriority w:val="9"/>
     <w:semiHidden/>
     <w:rsid w:val="00FC693F"/>
@@ -1144,10 +1217,10 @@
       <w:color w:val="243F60" w:themeColor="accent1" w:themeShade="7F"/>
     </w:rPr>
   </w:style>
-  <w:style w:type="character" w:customStyle="1" w:styleId="Heading7Char">
-    <w:name w:val="Heading 7 Char"/>
-    <w:basedOn w:val="DefaultParagraphFont"/>
-    <w:link w:val="Heading7"/>
+  <w:style w:type="character" w:customStyle="1" w:styleId="70">
+    <w:name w:val="Заголовок 7 Знак"/>
+    <w:basedOn w:val="a2"/>
+    <w:link w:val="7"/>
     <w:uiPriority w:val="9"/>
     <w:semiHidden/>
     <w:rsid w:val="00FC693F"/>
@@ -1158,10 +1231,10 @@
       <w:color w:val="404040" w:themeColor="text1" w:themeTint="BF"/>
     </w:rPr>
   </w:style>
-  <w:style w:type="character" w:customStyle="1" w:styleId="Heading8Char">
-    <w:name w:val="Heading 8 Char"/>
-    <w:basedOn w:val="DefaultParagraphFont"/>
-    <w:link w:val="Heading8"/>
+  <w:style w:type="character" w:customStyle="1" w:styleId="80">
+    <w:name w:val="Заголовок 8 Знак"/>
+    <w:basedOn w:val="a2"/>
+    <w:link w:val="8"/>
     <w:uiPriority w:val="9"/>
     <w:semiHidden/>
     <w:rsid w:val="00FC693F"/>
@@ -1172,10 +1245,10 @@
       <w:szCs w:val="20"/>
     </w:rPr>
   </w:style>
-  <w:style w:type="character" w:customStyle="1" w:styleId="Heading9Char">
-    <w:name w:val="Heading 9 Char"/>
-    <w:basedOn w:val="DefaultParagraphFont"/>
-    <w:link w:val="Heading9"/>
+  <w:style w:type="character" w:customStyle="1" w:styleId="90">
+    <w:name w:val="Заголовок 9 Знак"/>
+    <w:basedOn w:val="a2"/>
+    <w:link w:val="9"/>
     <w:uiPriority w:val="9"/>
     <w:semiHidden/>
     <w:rsid w:val="00FC693F"/>
@@ -1188,10 +1261,10 @@
       <w:szCs w:val="20"/>
     </w:rPr>
   </w:style>
-  <w:style w:type="paragraph" w:styleId="Caption">
+  <w:style w:type="paragraph" w:styleId="af5">
     <w:name w:val="caption"/>
-    <w:basedOn w:val="Normal"/>
-    <w:next w:val="Normal"/>
+    <w:basedOn w:val="a1"/>
+    <w:next w:val="a1"/>
     <w:uiPriority w:val="35"/>
     <w:semiHidden/>
     <w:unhideWhenUsed/>
@@ -1208,9 +1281,9 @@
       <w:szCs w:val="18"/>
     </w:rPr>
   </w:style>
-  <w:style w:type="character" w:styleId="Strong">
+  <w:style w:type="character" w:styleId="af6">
     <w:name w:val="Strong"/>
-    <w:basedOn w:val="DefaultParagraphFont"/>
+    <w:basedOn w:val="a2"/>
     <w:uiPriority w:val="22"/>
     <w:qFormat/>
     <w:rsid w:val="00FC693F"/>
@@ -1219,9 +1292,9 @@
       <w:bCs/>
     </w:rPr>
   </w:style>
-  <w:style w:type="character" w:styleId="Emphasis">
+  <w:style w:type="character" w:styleId="af7">
     <w:name w:val="Emphasis"/>
-    <w:basedOn w:val="DefaultParagraphFont"/>
+    <w:basedOn w:val="a2"/>
     <w:uiPriority w:val="20"/>
     <w:qFormat/>
     <w:rsid w:val="00FC693F"/>
@@ -1230,11 +1303,11 @@
       <w:iCs/>
     </w:rPr>
   </w:style>
-  <w:style w:type="paragraph" w:styleId="IntenseQuote">
+  <w:style w:type="paragraph" w:styleId="af8">
     <w:name w:val="Intense Quote"/>
-    <w:basedOn w:val="Normal"/>
-    <w:next w:val="Normal"/>
-    <w:link w:val="IntenseQuoteChar"/>
+    <w:basedOn w:val="a1"/>
+    <w:next w:val="a1"/>
+    <w:link w:val="af9"/>
     <w:uiPriority w:val="30"/>
     <w:qFormat/>
     <w:rsid w:val="00FC693F"/>
@@ -1253,10 +1326,10 @@
       <w:color w:val="4F81BD" w:themeColor="accent1"/>
     </w:rPr>
   </w:style>
-  <w:style w:type="character" w:customStyle="1" w:styleId="IntenseQuoteChar">
-    <w:name w:val="Intense Quote Char"/>
-    <w:basedOn w:val="DefaultParagraphFont"/>
-    <w:link w:val="IntenseQuote"/>
+  <w:style w:type="character" w:customStyle="1" w:styleId="af9">
+    <w:name w:val="Выделенная цитата Знак"/>
+    <w:basedOn w:val="a2"/>
+    <w:link w:val="af8"/>
     <w:uiPriority w:val="30"/>
     <w:rsid w:val="00FC693F"/>
     <w:rPr>
@@ -1267,9 +1340,9 @@
       <w:color w:val="4F81BD" w:themeColor="accent1"/>
     </w:rPr>
   </w:style>
-  <w:style w:type="character" w:styleId="SubtleEmphasis">
+  <w:style w:type="character" w:styleId="afa">
     <w:name w:val="Subtle Emphasis"/>
-    <w:basedOn w:val="DefaultParagraphFont"/>
+    <w:basedOn w:val="a2"/>
     <w:uiPriority w:val="19"/>
     <w:qFormat/>
     <w:rsid w:val="00FC693F"/>
@@ -1279,9 +1352,9 @@
       <w:color w:val="808080" w:themeColor="text1" w:themeTint="7F"/>
     </w:rPr>
   </w:style>
-  <w:style w:type="character" w:styleId="IntenseEmphasis">
+  <w:style w:type="character" w:styleId="afb">
     <w:name w:val="Intense Emphasis"/>
-    <w:basedOn w:val="DefaultParagraphFont"/>
+    <w:basedOn w:val="a2"/>
     <w:uiPriority w:val="21"/>
     <w:qFormat/>
     <w:rsid w:val="00FC693F"/>
@@ -1293,9 +1366,9 @@
       <w:color w:val="4F81BD" w:themeColor="accent1"/>
     </w:rPr>
   </w:style>
-  <w:style w:type="character" w:styleId="SubtleReference">
+  <w:style w:type="character" w:styleId="afc">
     <w:name w:val="Subtle Reference"/>
-    <w:basedOn w:val="DefaultParagraphFont"/>
+    <w:basedOn w:val="a2"/>
     <w:uiPriority w:val="31"/>
     <w:qFormat/>
     <w:rsid w:val="00FC693F"/>
@@ -1305,9 +1378,9 @@
       <w:u w:val="single"/>
     </w:rPr>
   </w:style>
-  <w:style w:type="character" w:styleId="IntenseReference">
+  <w:style w:type="character" w:styleId="afd">
     <w:name w:val="Intense Reference"/>
-    <w:basedOn w:val="DefaultParagraphFont"/>
+    <w:basedOn w:val="a2"/>
     <w:uiPriority w:val="32"/>
     <w:qFormat/>
     <w:rsid w:val="00FC693F"/>
@@ -1320,9 +1393,9 @@
       <w:u w:val="single"/>
     </w:rPr>
   </w:style>
-  <w:style w:type="character" w:styleId="BookTitle">
+  <w:style w:type="character" w:styleId="afe">
     <w:name w:val="Book Title"/>
-    <w:basedOn w:val="DefaultParagraphFont"/>
+    <w:basedOn w:val="a2"/>
     <w:uiPriority w:val="33"/>
     <w:qFormat/>
     <w:rsid w:val="00FC693F"/>
@@ -1333,10 +1406,10 @@
       <w:spacing w:val="5"/>
     </w:rPr>
   </w:style>
-  <w:style w:type="paragraph" w:styleId="TOCHeading">
+  <w:style w:type="paragraph" w:styleId="aff">
     <w:name w:val="TOC Heading"/>
-    <w:basedOn w:val="Heading1"/>
-    <w:next w:val="Normal"/>
+    <w:basedOn w:val="1"/>
+    <w:next w:val="a1"/>
     <w:uiPriority w:val="39"/>
     <w:semiHidden/>
     <w:unhideWhenUsed/>
@@ -1346,9 +1419,9 @@
       <w:outlineLvl w:val="9"/>
     </w:pPr>
   </w:style>
-  <w:style w:type="table" w:styleId="TableGrid">
+  <w:style w:type="table" w:styleId="aff0">
     <w:name w:val="Table Grid"/>
-    <w:basedOn w:val="TableNormal"/>
+    <w:basedOn w:val="a3"/>
     <w:uiPriority w:val="59"/>
     <w:rsid w:val="00FC693F"/>
     <w:pPr>
@@ -1372,9 +1445,9 @@
       </w:tblCellMar>
     </w:tblPr>
   </w:style>
-  <w:style w:type="table" w:styleId="LightShading">
+  <w:style w:type="table" w:styleId="aff1">
     <w:name w:val="Light Shading"/>
-    <w:basedOn w:val="TableNormal"/>
+    <w:basedOn w:val="a3"/>
     <w:uiPriority w:val="60"/>
     <w:rsid w:val="00FC693F"/>
     <w:pPr>
@@ -1475,9 +1548,9 @@
       </w:tcPr>
     </w:tblStylePr>
   </w:style>
-  <w:style w:type="table" w:styleId="LightShading-Accent1">
+  <w:style w:type="table" w:styleId="-1">
     <w:name w:val="Light Shading Accent 1"/>
-    <w:basedOn w:val="TableNormal"/>
+    <w:basedOn w:val="a3"/>
     <w:uiPriority w:val="60"/>
     <w:rsid w:val="00FC693F"/>
     <w:pPr>
@@ -1578,9 +1651,9 @@
       </w:tcPr>
     </w:tblStylePr>
   </w:style>
-  <w:style w:type="table" w:styleId="LightShading-Accent2">
+  <w:style w:type="table" w:styleId="-2">
     <w:name w:val="Light Shading Accent 2"/>
-    <w:basedOn w:val="TableNormal"/>
+    <w:basedOn w:val="a3"/>
     <w:uiPriority w:val="60"/>
     <w:rsid w:val="00FC693F"/>
     <w:pPr>
@@ -1681,9 +1754,9 @@
       </w:tcPr>
     </w:tblStylePr>
   </w:style>
-  <w:style w:type="table" w:styleId="LightShading-Accent3">
+  <w:style w:type="table" w:styleId="-3">
     <w:name w:val="Light Shading Accent 3"/>
-    <w:basedOn w:val="TableNormal"/>
+    <w:basedOn w:val="a3"/>
     <w:uiPriority w:val="60"/>
     <w:rsid w:val="00FC693F"/>
     <w:pPr>
@@ -1784,9 +1857,9 @@
       </w:tcPr>
     </w:tblStylePr>
   </w:style>
-  <w:style w:type="table" w:styleId="LightShading-Accent4">
+  <w:style w:type="table" w:styleId="-4">
     <w:name w:val="Light Shading Accent 4"/>
-    <w:basedOn w:val="TableNormal"/>
+    <w:basedOn w:val="a3"/>
     <w:uiPriority w:val="60"/>
     <w:rsid w:val="00FC693F"/>
     <w:pPr>
@@ -1887,9 +1960,9 @@
       </w:tcPr>
     </w:tblStylePr>
   </w:style>
-  <w:style w:type="table" w:styleId="LightShading-Accent5">
+  <w:style w:type="table" w:styleId="-5">
     <w:name w:val="Light Shading Accent 5"/>
-    <w:basedOn w:val="TableNormal"/>
+    <w:basedOn w:val="a3"/>
     <w:uiPriority w:val="60"/>
     <w:rsid w:val="00FC693F"/>
     <w:pPr>
@@ -1990,9 +2063,9 @@
       </w:tcPr>
     </w:tblStylePr>
   </w:style>
-  <w:style w:type="table" w:styleId="LightShading-Accent6">
+  <w:style w:type="table" w:styleId="-6">
     <w:name w:val="Light Shading Accent 6"/>
-    <w:basedOn w:val="TableNormal"/>
+    <w:basedOn w:val="a3"/>
     <w:uiPriority w:val="60"/>
     <w:rsid w:val="00FC693F"/>
     <w:pPr>
@@ -2093,9 +2166,9 @@
       </w:tcPr>
     </w:tblStylePr>
   </w:style>
-  <w:style w:type="table" w:styleId="LightList">
+  <w:style w:type="table" w:styleId="aff2">
     <w:name w:val="Light List"/>
-    <w:basedOn w:val="TableNormal"/>
+    <w:basedOn w:val="a3"/>
     <w:uiPriority w:val="61"/>
     <w:rsid w:val="00FC693F"/>
     <w:pPr>
@@ -2185,9 +2258,9 @@
       </w:tcPr>
     </w:tblStylePr>
   </w:style>
-  <w:style w:type="table" w:styleId="LightList-Accent1">
+  <w:style w:type="table" w:styleId="-10">
     <w:name w:val="Light List Accent 1"/>
-    <w:basedOn w:val="TableNormal"/>
+    <w:basedOn w:val="a3"/>
     <w:uiPriority w:val="61"/>
     <w:rsid w:val="00FC693F"/>
     <w:pPr>
@@ -2277,9 +2350,9 @@
       </w:tcPr>
     </w:tblStylePr>
   </w:style>
-  <w:style w:type="table" w:styleId="LightList-Accent2">
+  <w:style w:type="table" w:styleId="-20">
     <w:name w:val="Light List Accent 2"/>
-    <w:basedOn w:val="TableNormal"/>
+    <w:basedOn w:val="a3"/>
     <w:uiPriority w:val="61"/>
     <w:rsid w:val="00CB0664"/>
     <w:pPr>
@@ -2369,9 +2442,9 @@
       </w:tcPr>
     </w:tblStylePr>
   </w:style>
-  <w:style w:type="table" w:styleId="LightList-Accent3">
+  <w:style w:type="table" w:styleId="-30">
     <w:name w:val="Light List Accent 3"/>
-    <w:basedOn w:val="TableNormal"/>
+    <w:basedOn w:val="a3"/>
     <w:uiPriority w:val="61"/>
     <w:rsid w:val="00CB0664"/>
     <w:pPr>
@@ -2461,9 +2534,9 @@
       </w:tcPr>
     </w:tblStylePr>
   </w:style>
-  <w:style w:type="table" w:styleId="LightList-Accent4">
+  <w:style w:type="table" w:styleId="-40">
     <w:name w:val="Light List Accent 4"/>
-    <w:basedOn w:val="TableNormal"/>
+    <w:basedOn w:val="a3"/>
     <w:uiPriority w:val="61"/>
     <w:rsid w:val="00CB0664"/>
     <w:pPr>
@@ -2553,9 +2626,9 @@
       </w:tcPr>
     </w:tblStylePr>
   </w:style>
-  <w:style w:type="table" w:styleId="LightList-Accent5">
+  <w:style w:type="table" w:styleId="-50">
     <w:name w:val="Light List Accent 5"/>
-    <w:basedOn w:val="TableNormal"/>
+    <w:basedOn w:val="a3"/>
     <w:uiPriority w:val="61"/>
     <w:rsid w:val="00CB0664"/>
     <w:pPr>
@@ -2645,9 +2718,9 @@
       </w:tcPr>
     </w:tblStylePr>
   </w:style>
-  <w:style w:type="table" w:styleId="LightList-Accent6">
+  <w:style w:type="table" w:styleId="-60">
     <w:name w:val="Light List Accent 6"/>
-    <w:basedOn w:val="TableNormal"/>
+    <w:basedOn w:val="a3"/>
     <w:uiPriority w:val="61"/>
     <w:rsid w:val="00CB0664"/>
     <w:pPr>
@@ -2737,9 +2810,9 @@
       </w:tcPr>
     </w:tblStylePr>
   </w:style>
-  <w:style w:type="table" w:styleId="LightGrid">
+  <w:style w:type="table" w:styleId="aff3">
     <w:name w:val="Light Grid"/>
-    <w:basedOn w:val="TableNormal"/>
+    <w:basedOn w:val="a3"/>
     <w:uiPriority w:val="62"/>
     <w:rsid w:val="00CB0664"/>
     <w:pPr>
@@ -2867,9 +2940,9 @@
       </w:tcPr>
     </w:tblStylePr>
   </w:style>
-  <w:style w:type="table" w:styleId="LightGrid-Accent1">
+  <w:style w:type="table" w:styleId="-11">
     <w:name w:val="Light Grid Accent 1"/>
-    <w:basedOn w:val="TableNormal"/>
+    <w:basedOn w:val="a3"/>
     <w:uiPriority w:val="62"/>
     <w:rsid w:val="00CB0664"/>
     <w:pPr>
@@ -2997,9 +3070,9 @@
       </w:tcPr>
     </w:tblStylePr>
   </w:style>
-  <w:style w:type="table" w:styleId="LightGrid-Accent2">
+  <w:style w:type="table" w:styleId="-21">
     <w:name w:val="Light Grid Accent 2"/>
-    <w:basedOn w:val="TableNormal"/>
+    <w:basedOn w:val="a3"/>
     <w:uiPriority w:val="62"/>
     <w:rsid w:val="00CB0664"/>
     <w:pPr>
@@ -3127,9 +3200,9 @@
       </w:tcPr>
     </w:tblStylePr>
   </w:style>
-  <w:style w:type="table" w:styleId="LightGrid-Accent3">
+  <w:style w:type="table" w:styleId="-31">
     <w:name w:val="Light Grid Accent 3"/>
-    <w:basedOn w:val="TableNormal"/>
+    <w:basedOn w:val="a3"/>
     <w:uiPriority w:val="62"/>
     <w:rsid w:val="00CB0664"/>
     <w:pPr>
@@ -3257,9 +3330,9 @@
       </w:tcPr>
     </w:tblStylePr>
   </w:style>
-  <w:style w:type="table" w:styleId="LightGrid-Accent4">
+  <w:style w:type="table" w:styleId="-41">
     <w:name w:val="Light Grid Accent 4"/>
-    <w:basedOn w:val="TableNormal"/>
+    <w:basedOn w:val="a3"/>
     <w:uiPriority w:val="62"/>
     <w:rsid w:val="00CB0664"/>
     <w:pPr>
@@ -3387,9 +3460,9 @@
       </w:tcPr>
     </w:tblStylePr>
   </w:style>
-  <w:style w:type="table" w:styleId="LightGrid-Accent5">
+  <w:style w:type="table" w:styleId="-51">
     <w:name w:val="Light Grid Accent 5"/>
-    <w:basedOn w:val="TableNormal"/>
+    <w:basedOn w:val="a3"/>
     <w:uiPriority w:val="62"/>
     <w:rsid w:val="00CB0664"/>
     <w:pPr>
@@ -3517,9 +3590,9 @@
       </w:tcPr>
     </w:tblStylePr>
   </w:style>
-  <w:style w:type="table" w:styleId="LightGrid-Accent6">
+  <w:style w:type="table" w:styleId="-61">
     <w:name w:val="Light Grid Accent 6"/>
-    <w:basedOn w:val="TableNormal"/>
+    <w:basedOn w:val="a3"/>
     <w:uiPriority w:val="62"/>
     <w:rsid w:val="00CB0664"/>
     <w:pPr>
@@ -3647,9 +3720,9 @@
       </w:tcPr>
     </w:tblStylePr>
   </w:style>
-  <w:style w:type="table" w:styleId="MediumShading1">
+  <w:style w:type="table" w:styleId="11">
     <w:name w:val="Medium Shading 1"/>
-    <w:basedOn w:val="TableNormal"/>
+    <w:basedOn w:val="a3"/>
     <w:uiPriority w:val="63"/>
     <w:rsid w:val="00CB0664"/>
     <w:pPr>
@@ -3753,9 +3826,9 @@
       </w:tcPr>
     </w:tblStylePr>
   </w:style>
-  <w:style w:type="table" w:styleId="MediumShading1-Accent1">
+  <w:style w:type="table" w:styleId="1-1">
     <w:name w:val="Medium Shading 1 Accent 1"/>
-    <w:basedOn w:val="TableNormal"/>
+    <w:basedOn w:val="a3"/>
     <w:uiPriority w:val="63"/>
     <w:rsid w:val="00CB0664"/>
     <w:pPr>
@@ -3859,9 +3932,9 @@
       </w:tcPr>
     </w:tblStylePr>
   </w:style>
-  <w:style w:type="table" w:styleId="MediumShading1-Accent2">
+  <w:style w:type="table" w:styleId="1-2">
     <w:name w:val="Medium Shading 1 Accent 2"/>
-    <w:basedOn w:val="TableNormal"/>
+    <w:basedOn w:val="a3"/>
     <w:uiPriority w:val="63"/>
     <w:rsid w:val="00CB0664"/>
     <w:pPr>
@@ -3965,9 +4038,9 @@
       </w:tcPr>
     </w:tblStylePr>
   </w:style>
-  <w:style w:type="table" w:styleId="MediumShading1-Accent3">
+  <w:style w:type="table" w:styleId="1-3">
     <w:name w:val="Medium Shading 1 Accent 3"/>
-    <w:basedOn w:val="TableNormal"/>
+    <w:basedOn w:val="a3"/>
     <w:uiPriority w:val="63"/>
     <w:rsid w:val="00CB0664"/>
     <w:pPr>
@@ -4071,9 +4144,9 @@
       </w:tcPr>
     </w:tblStylePr>
   </w:style>
-  <w:style w:type="table" w:styleId="MediumShading1-Accent4">
+  <w:style w:type="table" w:styleId="1-4">
     <w:name w:val="Medium Shading 1 Accent 4"/>
-    <w:basedOn w:val="TableNormal"/>
+    <w:basedOn w:val="a3"/>
     <w:uiPriority w:val="63"/>
     <w:rsid w:val="00CB0664"/>
     <w:pPr>
@@ -4177,9 +4250,9 @@
       </w:tcPr>
     </w:tblStylePr>
   </w:style>
-  <w:style w:type="table" w:styleId="MediumShading1-Accent5">
+  <w:style w:type="table" w:styleId="1-5">
     <w:name w:val="Medium Shading 1 Accent 5"/>
-    <w:basedOn w:val="TableNormal"/>
+    <w:basedOn w:val="a3"/>
     <w:uiPriority w:val="63"/>
     <w:rsid w:val="00CB0664"/>
     <w:pPr>
@@ -4283,9 +4356,9 @@
       </w:tcPr>
     </w:tblStylePr>
   </w:style>
-  <w:style w:type="table" w:styleId="MediumShading1-Accent6">
+  <w:style w:type="table" w:styleId="1-6">
     <w:name w:val="Medium Shading 1 Accent 6"/>
-    <w:basedOn w:val="TableNormal"/>
+    <w:basedOn w:val="a3"/>
     <w:uiPriority w:val="63"/>
     <w:rsid w:val="00CB0664"/>
     <w:pPr>
@@ -4389,9 +4462,9 @@
       </w:tcPr>
     </w:tblStylePr>
   </w:style>
-  <w:style w:type="table" w:styleId="MediumShading2">
+  <w:style w:type="table" w:styleId="29">
     <w:name w:val="Medium Shading 2"/>
-    <w:basedOn w:val="TableNormal"/>
+    <w:basedOn w:val="a3"/>
     <w:uiPriority w:val="64"/>
     <w:rsid w:val="00CB0664"/>
     <w:pPr>
@@ -4538,9 +4611,9 @@
       </w:tcPr>
     </w:tblStylePr>
   </w:style>
-  <w:style w:type="table" w:styleId="MediumShading2-Accent1">
+  <w:style w:type="table" w:styleId="2-1">
     <w:name w:val="Medium Shading 2 Accent 1"/>
-    <w:basedOn w:val="TableNormal"/>
+    <w:basedOn w:val="a3"/>
     <w:uiPriority w:val="64"/>
     <w:rsid w:val="00CB0664"/>
     <w:pPr>
@@ -4687,9 +4760,9 @@
       </w:tcPr>
     </w:tblStylePr>
   </w:style>
-  <w:style w:type="table" w:styleId="MediumShading2-Accent2">
+  <w:style w:type="table" w:styleId="2-2">
     <w:name w:val="Medium Shading 2 Accent 2"/>
-    <w:basedOn w:val="TableNormal"/>
+    <w:basedOn w:val="a3"/>
     <w:uiPriority w:val="64"/>
     <w:rsid w:val="00CB0664"/>
     <w:pPr>
@@ -4836,9 +4909,9 @@
       </w:tcPr>
     </w:tblStylePr>
   </w:style>
-  <w:style w:type="table" w:styleId="MediumShading2-Accent3">
+  <w:style w:type="table" w:styleId="2-3">
     <w:name w:val="Medium Shading 2 Accent 3"/>
-    <w:basedOn w:val="TableNormal"/>
+    <w:basedOn w:val="a3"/>
     <w:uiPriority w:val="64"/>
     <w:rsid w:val="00CB0664"/>
     <w:pPr>
@@ -4985,9 +5058,9 @@
       </w:tcPr>
     </w:tblStylePr>
   </w:style>
-  <w:style w:type="table" w:styleId="MediumShading2-Accent4">
+  <w:style w:type="table" w:styleId="2-4">
     <w:name w:val="Medium Shading 2 Accent 4"/>
-    <w:basedOn w:val="TableNormal"/>
+    <w:basedOn w:val="a3"/>
     <w:uiPriority w:val="64"/>
     <w:rsid w:val="00CB0664"/>
     <w:pPr>
@@ -5134,9 +5207,9 @@
       </w:tcPr>
     </w:tblStylePr>
   </w:style>
-  <w:style w:type="table" w:styleId="MediumShading2-Accent5">
+  <w:style w:type="table" w:styleId="2-5">
     <w:name w:val="Medium Shading 2 Accent 5"/>
-    <w:basedOn w:val="TableNormal"/>
+    <w:basedOn w:val="a3"/>
     <w:uiPriority w:val="64"/>
     <w:rsid w:val="00CB0664"/>
     <w:pPr>
@@ -5283,9 +5356,9 @@
       </w:tcPr>
     </w:tblStylePr>
   </w:style>
-  <w:style w:type="table" w:styleId="MediumShading2-Accent6">
+  <w:style w:type="table" w:styleId="2-6">
     <w:name w:val="Medium Shading 2 Accent 6"/>
-    <w:basedOn w:val="TableNormal"/>
+    <w:basedOn w:val="a3"/>
     <w:uiPriority w:val="64"/>
     <w:rsid w:val="00CB0664"/>
     <w:pPr>
@@ -5432,9 +5505,9 @@
       </w:tcPr>
     </w:tblStylePr>
   </w:style>
-  <w:style w:type="table" w:styleId="MediumList1">
+  <w:style w:type="table" w:styleId="12">
     <w:name w:val="Medium List 1"/>
-    <w:basedOn w:val="TableNormal"/>
+    <w:basedOn w:val="a3"/>
     <w:uiPriority w:val="65"/>
     <w:rsid w:val="00CB0664"/>
     <w:pPr>
@@ -5516,9 +5589,9 @@
       </w:tcPr>
     </w:tblStylePr>
   </w:style>
-  <w:style w:type="table" w:styleId="MediumList1-Accent1">
+  <w:style w:type="table" w:styleId="1-10">
     <w:name w:val="Medium List 1 Accent 1"/>
-    <w:basedOn w:val="TableNormal"/>
+    <w:basedOn w:val="a3"/>
     <w:uiPriority w:val="65"/>
     <w:rsid w:val="00CB0664"/>
     <w:pPr>
@@ -5600,9 +5673,9 @@
       </w:tcPr>
     </w:tblStylePr>
   </w:style>
-  <w:style w:type="table" w:styleId="MediumList1-Accent2">
+  <w:style w:type="table" w:styleId="1-20">
     <w:name w:val="Medium List 1 Accent 2"/>
-    <w:basedOn w:val="TableNormal"/>
+    <w:basedOn w:val="a3"/>
     <w:uiPriority w:val="65"/>
     <w:rsid w:val="00CB0664"/>
     <w:pPr>
@@ -5684,9 +5757,9 @@
       </w:tcPr>
     </w:tblStylePr>
   </w:style>
-  <w:style w:type="table" w:styleId="MediumList1-Accent3">
+  <w:style w:type="table" w:styleId="1-30">
     <w:name w:val="Medium List 1 Accent 3"/>
-    <w:basedOn w:val="TableNormal"/>
+    <w:basedOn w:val="a3"/>
     <w:uiPriority w:val="65"/>
     <w:rsid w:val="00CB0664"/>
     <w:pPr>
@@ -5768,9 +5841,9 @@
       </w:tcPr>
     </w:tblStylePr>
   </w:style>
-  <w:style w:type="table" w:styleId="MediumList1-Accent4">
+  <w:style w:type="table" w:styleId="1-40">
     <w:name w:val="Medium List 1 Accent 4"/>
-    <w:basedOn w:val="TableNormal"/>
+    <w:basedOn w:val="a3"/>
     <w:uiPriority w:val="65"/>
     <w:rsid w:val="00CB0664"/>
     <w:pPr>
@@ -5852,9 +5925,9 @@
       </w:tcPr>
     </w:tblStylePr>
   </w:style>
-  <w:style w:type="table" w:styleId="MediumList1-Accent5">
+  <w:style w:type="table" w:styleId="1-50">
     <w:name w:val="Medium List 1 Accent 5"/>
-    <w:basedOn w:val="TableNormal"/>
+    <w:basedOn w:val="a3"/>
     <w:uiPriority w:val="65"/>
     <w:rsid w:val="00CB0664"/>
     <w:pPr>
@@ -5936,9 +6009,9 @@
       </w:tcPr>
     </w:tblStylePr>
   </w:style>
-  <w:style w:type="table" w:styleId="MediumList1-Accent6">
+  <w:style w:type="table" w:styleId="1-60">
     <w:name w:val="Medium List 1 Accent 6"/>
-    <w:basedOn w:val="TableNormal"/>
+    <w:basedOn w:val="a3"/>
     <w:uiPriority w:val="65"/>
     <w:rsid w:val="00CB0664"/>
     <w:pPr>
@@ -6020,9 +6093,9 @@
       </w:tcPr>
     </w:tblStylePr>
   </w:style>
-  <w:style w:type="table" w:styleId="MediumList2">
+  <w:style w:type="table" w:styleId="2a">
     <w:name w:val="Medium List 2"/>
-    <w:basedOn w:val="TableNormal"/>
+    <w:basedOn w:val="a3"/>
     <w:uiPriority w:val="66"/>
     <w:rsid w:val="00CB0664"/>
     <w:pPr>
@@ -6148,9 +6221,9 @@
       </w:tcPr>
     </w:tblStylePr>
   </w:style>
-  <w:style w:type="table" w:styleId="MediumList2-Accent1">
+  <w:style w:type="table" w:styleId="2-10">
     <w:name w:val="Medium List 2 Accent 1"/>
-    <w:basedOn w:val="TableNormal"/>
+    <w:basedOn w:val="a3"/>
     <w:uiPriority w:val="66"/>
     <w:rsid w:val="00CB0664"/>
     <w:pPr>
@@ -6276,9 +6349,9 @@
       </w:tcPr>
     </w:tblStylePr>
   </w:style>
-  <w:style w:type="table" w:styleId="MediumList2-Accent2">
+  <w:style w:type="table" w:styleId="2-20">
     <w:name w:val="Medium List 2 Accent 2"/>
-    <w:basedOn w:val="TableNormal"/>
+    <w:basedOn w:val="a3"/>
     <w:uiPriority w:val="66"/>
     <w:rsid w:val="00CB0664"/>
     <w:pPr>
@@ -6404,9 +6477,9 @@
       </w:tcPr>
     </w:tblStylePr>
   </w:style>
-  <w:style w:type="table" w:styleId="MediumList2-Accent3">
+  <w:style w:type="table" w:styleId="2-30">
     <w:name w:val="Medium List 2 Accent 3"/>
-    <w:basedOn w:val="TableNormal"/>
+    <w:basedOn w:val="a3"/>
     <w:uiPriority w:val="66"/>
     <w:rsid w:val="00CB0664"/>
     <w:pPr>
@@ -6532,9 +6605,9 @@
       </w:tcPr>
     </w:tblStylePr>
   </w:style>
-  <w:style w:type="table" w:styleId="MediumList2-Accent4">
+  <w:style w:type="table" w:styleId="2-40">
     <w:name w:val="Medium List 2 Accent 4"/>
-    <w:basedOn w:val="TableNormal"/>
+    <w:basedOn w:val="a3"/>
     <w:uiPriority w:val="66"/>
     <w:rsid w:val="00CB0664"/>
     <w:pPr>
@@ -6660,9 +6733,9 @@
       </w:tcPr>
     </w:tblStylePr>
   </w:style>
-  <w:style w:type="table" w:styleId="MediumList2-Accent5">
+  <w:style w:type="table" w:styleId="2-50">
     <w:name w:val="Medium List 2 Accent 5"/>
-    <w:basedOn w:val="TableNormal"/>
+    <w:basedOn w:val="a3"/>
     <w:uiPriority w:val="66"/>
     <w:rsid w:val="00CB0664"/>
     <w:pPr>
@@ -6788,9 +6861,9 @@
       </w:tcPr>
     </w:tblStylePr>
   </w:style>
-  <w:style w:type="table" w:styleId="MediumList2-Accent6">
+  <w:style w:type="table" w:styleId="2-60">
     <w:name w:val="Medium List 2 Accent 6"/>
-    <w:basedOn w:val="TableNormal"/>
+    <w:basedOn w:val="a3"/>
     <w:uiPriority w:val="66"/>
     <w:rsid w:val="00CB0664"/>
     <w:pPr>
@@ -6916,9 +6989,9 @@
       </w:tcPr>
     </w:tblStylePr>
   </w:style>
-  <w:style w:type="table" w:styleId="MediumGrid1">
+  <w:style w:type="table" w:styleId="13">
     <w:name w:val="Medium Grid 1"/>
-    <w:basedOn w:val="TableNormal"/>
+    <w:basedOn w:val="a3"/>
     <w:uiPriority w:val="67"/>
     <w:rsid w:val="00CB0664"/>
     <w:pPr>
@@ -6989,9 +7062,9 @@
       </w:tcPr>
     </w:tblStylePr>
   </w:style>
-  <w:style w:type="table" w:styleId="MediumGrid1-Accent1">
+  <w:style w:type="table" w:styleId="1-11">
     <w:name w:val="Medium Grid 1 Accent 1"/>
-    <w:basedOn w:val="TableNormal"/>
+    <w:basedOn w:val="a3"/>
     <w:uiPriority w:val="67"/>
     <w:rsid w:val="00CB0664"/>
     <w:pPr>
@@ -7062,9 +7135,9 @@
       </w:tcPr>
     </w:tblStylePr>
   </w:style>
-  <w:style w:type="table" w:styleId="MediumGrid1-Accent2">
+  <w:style w:type="table" w:styleId="1-21">
     <w:name w:val="Medium Grid 1 Accent 2"/>
-    <w:basedOn w:val="TableNormal"/>
+    <w:basedOn w:val="a3"/>
     <w:uiPriority w:val="67"/>
     <w:rsid w:val="00CB0664"/>
     <w:pPr>
@@ -7135,9 +7208,9 @@
       </w:tcPr>
     </w:tblStylePr>
   </w:style>
-  <w:style w:type="table" w:styleId="MediumGrid1-Accent3">
+  <w:style w:type="table" w:styleId="1-31">
     <w:name w:val="Medium Grid 1 Accent 3"/>
-    <w:basedOn w:val="TableNormal"/>
+    <w:basedOn w:val="a3"/>
     <w:uiPriority w:val="67"/>
     <w:rsid w:val="00CB0664"/>
     <w:pPr>
@@ -7208,9 +7281,9 @@
       </w:tcPr>
     </w:tblStylePr>
   </w:style>
-  <w:style w:type="table" w:styleId="MediumGrid1-Accent4">
+  <w:style w:type="table" w:styleId="1-41">
     <w:name w:val="Medium Grid 1 Accent 4"/>
-    <w:basedOn w:val="TableNormal"/>
+    <w:basedOn w:val="a3"/>
     <w:uiPriority w:val="67"/>
     <w:rsid w:val="00CB0664"/>
     <w:pPr>
@@ -7281,9 +7354,9 @@
       </w:tcPr>
     </w:tblStylePr>
   </w:style>
-  <w:style w:type="table" w:styleId="MediumGrid1-Accent5">
+  <w:style w:type="table" w:styleId="1-51">
     <w:name w:val="Medium Grid 1 Accent 5"/>
-    <w:basedOn w:val="TableNormal"/>
+    <w:basedOn w:val="a3"/>
     <w:uiPriority w:val="67"/>
     <w:rsid w:val="00CB0664"/>
     <w:pPr>
@@ -7354,9 +7427,9 @@
       </w:tcPr>
     </w:tblStylePr>
   </w:style>
-  <w:style w:type="table" w:styleId="MediumGrid1-Accent6">
+  <w:style w:type="table" w:styleId="1-61">
     <w:name w:val="Medium Grid 1 Accent 6"/>
-    <w:basedOn w:val="TableNormal"/>
+    <w:basedOn w:val="a3"/>
     <w:uiPriority w:val="67"/>
     <w:rsid w:val="00CB0664"/>
     <w:pPr>
@@ -7427,9 +7500,9 @@
       </w:tcPr>
     </w:tblStylePr>
   </w:style>
-  <w:style w:type="table" w:styleId="MediumGrid2">
+  <w:style w:type="table" w:styleId="2b">
     <w:name w:val="Medium Grid 2"/>
-    <w:basedOn w:val="TableNormal"/>
+    <w:basedOn w:val="a3"/>
     <w:uiPriority w:val="68"/>
     <w:rsid w:val="00CB0664"/>
     <w:pPr>
@@ -7552,9 +7625,9 @@
       </w:tcPr>
     </w:tblStylePr>
   </w:style>
-  <w:style w:type="table" w:styleId="MediumGrid2-Accent1">
+  <w:style w:type="table" w:styleId="2-11">
     <w:name w:val="Medium Grid 2 Accent 1"/>
-    <w:basedOn w:val="TableNormal"/>
+    <w:basedOn w:val="a3"/>
     <w:uiPriority w:val="68"/>
     <w:rsid w:val="00CB0664"/>
     <w:pPr>
@@ -7677,9 +7750,9 @@
       </w:tcPr>
     </w:tblStylePr>
   </w:style>
-  <w:style w:type="table" w:styleId="MediumGrid2-Accent2">
+  <w:style w:type="table" w:styleId="2-21">
     <w:name w:val="Medium Grid 2 Accent 2"/>
-    <w:basedOn w:val="TableNormal"/>
+    <w:basedOn w:val="a3"/>
     <w:uiPriority w:val="68"/>
     <w:rsid w:val="00CB0664"/>
     <w:pPr>
@@ -7802,9 +7875,9 @@
       </w:tcPr>
     </w:tblStylePr>
   </w:style>
-  <w:style w:type="table" w:styleId="MediumGrid2-Accent3">
+  <w:style w:type="table" w:styleId="2-31">
     <w:name w:val="Medium Grid 2 Accent 3"/>
-    <w:basedOn w:val="TableNormal"/>
+    <w:basedOn w:val="a3"/>
     <w:uiPriority w:val="68"/>
     <w:rsid w:val="00CB0664"/>
     <w:pPr>
@@ -7927,9 +8000,9 @@
       </w:tcPr>
     </w:tblStylePr>
   </w:style>
-  <w:style w:type="table" w:styleId="MediumGrid2-Accent4">
+  <w:style w:type="table" w:styleId="2-41">
     <w:name w:val="Medium Grid 2 Accent 4"/>
-    <w:basedOn w:val="TableNormal"/>
+    <w:basedOn w:val="a3"/>
     <w:uiPriority w:val="68"/>
     <w:rsid w:val="00CB0664"/>
     <w:pPr>
@@ -8052,9 +8125,9 @@
       </w:tcPr>
     </w:tblStylePr>
   </w:style>
-  <w:style w:type="table" w:styleId="MediumGrid2-Accent5">
+  <w:style w:type="table" w:styleId="2-51">
     <w:name w:val="Medium Grid 2 Accent 5"/>
-    <w:basedOn w:val="TableNormal"/>
+    <w:basedOn w:val="a3"/>
     <w:uiPriority w:val="68"/>
     <w:rsid w:val="00CB0664"/>
     <w:pPr>
@@ -8177,9 +8250,9 @@
       </w:tcPr>
     </w:tblStylePr>
   </w:style>
-  <w:style w:type="table" w:styleId="MediumGrid2-Accent6">
+  <w:style w:type="table" w:styleId="2-61">
     <w:name w:val="Medium Grid 2 Accent 6"/>
-    <w:basedOn w:val="TableNormal"/>
+    <w:basedOn w:val="a3"/>
     <w:uiPriority w:val="68"/>
     <w:rsid w:val="00CB0664"/>
     <w:pPr>
@@ -8302,9 +8375,9 @@
       </w:tcPr>
     </w:tblStylePr>
   </w:style>
-  <w:style w:type="table" w:styleId="MediumGrid3">
+  <w:style w:type="table" w:styleId="37">
     <w:name w:val="Medium Grid 3"/>
-    <w:basedOn w:val="TableNormal"/>
+    <w:basedOn w:val="a3"/>
     <w:uiPriority w:val="69"/>
     <w:rsid w:val="00CB0664"/>
     <w:pPr>
@@ -8443,9 +8516,9 @@
       </w:tcPr>
     </w:tblStylePr>
   </w:style>
-  <w:style w:type="table" w:styleId="MediumGrid3-Accent1">
+  <w:style w:type="table" w:styleId="3-1">
     <w:name w:val="Medium Grid 3 Accent 1"/>
-    <w:basedOn w:val="TableNormal"/>
+    <w:basedOn w:val="a3"/>
     <w:uiPriority w:val="69"/>
     <w:rsid w:val="00CB0664"/>
     <w:pPr>
@@ -8584,9 +8657,9 @@
       </w:tcPr>
     </w:tblStylePr>
   </w:style>
-  <w:style w:type="table" w:styleId="MediumGrid3-Accent2">
+  <w:style w:type="table" w:styleId="3-2">
     <w:name w:val="Medium Grid 3 Accent 2"/>
-    <w:basedOn w:val="TableNormal"/>
+    <w:basedOn w:val="a3"/>
     <w:uiPriority w:val="69"/>
     <w:rsid w:val="00CB0664"/>
     <w:pPr>
@@ -8725,9 +8798,9 @@
       </w:tcPr>
     </w:tblStylePr>
   </w:style>
-  <w:style w:type="table" w:styleId="MediumGrid3-Accent3">
+  <w:style w:type="table" w:styleId="3-3">
     <w:name w:val="Medium Grid 3 Accent 3"/>
-    <w:basedOn w:val="TableNormal"/>
+    <w:basedOn w:val="a3"/>
     <w:uiPriority w:val="69"/>
     <w:rsid w:val="00CB0664"/>
     <w:pPr>
@@ -8866,9 +8939,9 @@
       </w:tcPr>
     </w:tblStylePr>
   </w:style>
-  <w:style w:type="table" w:styleId="MediumGrid3-Accent4">
+  <w:style w:type="table" w:styleId="3-4">
     <w:name w:val="Medium Grid 3 Accent 4"/>
-    <w:basedOn w:val="TableNormal"/>
+    <w:basedOn w:val="a3"/>
     <w:uiPriority w:val="69"/>
     <w:rsid w:val="00CB0664"/>
     <w:pPr>
@@ -9007,9 +9080,9 @@
       </w:tcPr>
     </w:tblStylePr>
   </w:style>
-  <w:style w:type="table" w:styleId="MediumGrid3-Accent5">
+  <w:style w:type="table" w:styleId="3-5">
     <w:name w:val="Medium Grid 3 Accent 5"/>
-    <w:basedOn w:val="TableNormal"/>
+    <w:basedOn w:val="a3"/>
     <w:uiPriority w:val="69"/>
     <w:rsid w:val="00CB0664"/>
     <w:pPr>
@@ -9148,9 +9221,9 @@
       </w:tcPr>
     </w:tblStylePr>
   </w:style>
-  <w:style w:type="table" w:styleId="MediumGrid3-Accent6">
+  <w:style w:type="table" w:styleId="3-6">
     <w:name w:val="Medium Grid 3 Accent 6"/>
-    <w:basedOn w:val="TableNormal"/>
+    <w:basedOn w:val="a3"/>
     <w:uiPriority w:val="69"/>
     <w:rsid w:val="00CB0664"/>
     <w:pPr>
@@ -9289,9 +9362,9 @@
       </w:tcPr>
     </w:tblStylePr>
   </w:style>
-  <w:style w:type="table" w:styleId="DarkList">
+  <w:style w:type="table" w:styleId="aff4">
     <w:name w:val="Dark List"/>
-    <w:basedOn w:val="TableNormal"/>
+    <w:basedOn w:val="a3"/>
     <w:uiPriority w:val="70"/>
     <w:rsid w:val="00CB0664"/>
     <w:pPr>
@@ -9403,9 +9476,9 @@
       </w:tcPr>
     </w:tblStylePr>
   </w:style>
-  <w:style w:type="table" w:styleId="DarkList-Accent1">
+  <w:style w:type="table" w:styleId="-12">
     <w:name w:val="Dark List Accent 1"/>
-    <w:basedOn w:val="TableNormal"/>
+    <w:basedOn w:val="a3"/>
     <w:uiPriority w:val="70"/>
     <w:rsid w:val="00CB0664"/>
     <w:pPr>
@@ -9517,9 +9590,9 @@
       </w:tcPr>
     </w:tblStylePr>
   </w:style>
-  <w:style w:type="table" w:styleId="DarkList-Accent2">
+  <w:style w:type="table" w:styleId="-22">
     <w:name w:val="Dark List Accent 2"/>
-    <w:basedOn w:val="TableNormal"/>
+    <w:basedOn w:val="a3"/>
     <w:uiPriority w:val="70"/>
     <w:rsid w:val="00CB0664"/>
     <w:pPr>
@@ -9631,9 +9704,9 @@
       </w:tcPr>
     </w:tblStylePr>
   </w:style>
-  <w:style w:type="table" w:styleId="DarkList-Accent3">
+  <w:style w:type="table" w:styleId="-32">
     <w:name w:val="Dark List Accent 3"/>
-    <w:basedOn w:val="TableNormal"/>
+    <w:basedOn w:val="a3"/>
     <w:uiPriority w:val="70"/>
     <w:rsid w:val="00CB0664"/>
     <w:pPr>
@@ -9745,9 +9818,9 @@
       </w:tcPr>
     </w:tblStylePr>
   </w:style>
-  <w:style w:type="table" w:styleId="DarkList-Accent4">
+  <w:style w:type="table" w:styleId="-42">
     <w:name w:val="Dark List Accent 4"/>
-    <w:basedOn w:val="TableNormal"/>
+    <w:basedOn w:val="a3"/>
     <w:uiPriority w:val="70"/>
     <w:rsid w:val="00CB0664"/>
     <w:pPr>
@@ -9859,9 +9932,9 @@
       </w:tcPr>
     </w:tblStylePr>
   </w:style>
-  <w:style w:type="table" w:styleId="DarkList-Accent5">
+  <w:style w:type="table" w:styleId="-52">
     <w:name w:val="Dark List Accent 5"/>
-    <w:basedOn w:val="TableNormal"/>
+    <w:basedOn w:val="a3"/>
     <w:uiPriority w:val="70"/>
     <w:rsid w:val="00CB0664"/>
     <w:pPr>
@@ -9973,9 +10046,9 @@
       </w:tcPr>
     </w:tblStylePr>
   </w:style>
-  <w:style w:type="table" w:styleId="DarkList-Accent6">
+  <w:style w:type="table" w:styleId="-62">
     <w:name w:val="Dark List Accent 6"/>
-    <w:basedOn w:val="TableNormal"/>
+    <w:basedOn w:val="a3"/>
     <w:uiPriority w:val="70"/>
     <w:rsid w:val="00CB0664"/>
     <w:pPr>
@@ -10087,9 +10160,9 @@
       </w:tcPr>
     </w:tblStylePr>
   </w:style>
-  <w:style w:type="table" w:styleId="ColorfulShading">
+  <w:style w:type="table" w:styleId="aff5">
     <w:name w:val="Colorful Shading"/>
-    <w:basedOn w:val="TableNormal"/>
+    <w:basedOn w:val="a3"/>
     <w:uiPriority w:val="71"/>
     <w:rsid w:val="00CB0664"/>
     <w:pPr>
@@ -10209,9 +10282,9 @@
       </w:rPr>
     </w:tblStylePr>
   </w:style>
-  <w:style w:type="table" w:styleId="ColorfulShading-Accent1">
+  <w:style w:type="table" w:styleId="-13">
     <w:name w:val="Colorful Shading Accent 1"/>
-    <w:basedOn w:val="TableNormal"/>
+    <w:basedOn w:val="a3"/>
     <w:uiPriority w:val="71"/>
     <w:rsid w:val="00CB0664"/>
     <w:pPr>
@@ -10331,9 +10404,9 @@
       </w:rPr>
     </w:tblStylePr>
   </w:style>
-  <w:style w:type="table" w:styleId="ColorfulShading-Accent2">
+  <w:style w:type="table" w:styleId="-23">
     <w:name w:val="Colorful Shading Accent 2"/>
-    <w:basedOn w:val="TableNormal"/>
+    <w:basedOn w:val="a3"/>
     <w:uiPriority w:val="71"/>
     <w:rsid w:val="00CB0664"/>
     <w:pPr>
@@ -10453,9 +10526,9 @@
       </w:rPr>
     </w:tblStylePr>
   </w:style>
-  <w:style w:type="table" w:styleId="ColorfulShading-Accent3">
+  <w:style w:type="table" w:styleId="-33">
     <w:name w:val="Colorful Shading Accent 3"/>
-    <w:basedOn w:val="TableNormal"/>
+    <w:basedOn w:val="a3"/>
     <w:uiPriority w:val="71"/>
     <w:rsid w:val="00CB0664"/>
     <w:pPr>
@@ -10565,9 +10638,9 @@
       </w:tcPr>
     </w:tblStylePr>
   </w:style>
-  <w:style w:type="table" w:styleId="ColorfulShading-Accent4">
+  <w:style w:type="table" w:styleId="-43">
     <w:name w:val="Colorful Shading Accent 4"/>
-    <w:basedOn w:val="TableNormal"/>
+    <w:basedOn w:val="a3"/>
     <w:uiPriority w:val="71"/>
     <w:rsid w:val="00CB0664"/>
     <w:pPr>
@@ -10687,9 +10760,9 @@
       </w:rPr>
     </w:tblStylePr>
   </w:style>
-  <w:style w:type="table" w:styleId="ColorfulShading-Accent5">
+  <w:style w:type="table" w:styleId="-53">
     <w:name w:val="Colorful Shading Accent 5"/>
-    <w:basedOn w:val="TableNormal"/>
+    <w:basedOn w:val="a3"/>
     <w:uiPriority w:val="71"/>
     <w:rsid w:val="00CB0664"/>
     <w:pPr>
@@ -10809,9 +10882,9 @@
       </w:rPr>
     </w:tblStylePr>
   </w:style>
-  <w:style w:type="table" w:styleId="ColorfulShading-Accent6">
+  <w:style w:type="table" w:styleId="-63">
     <w:name w:val="Colorful Shading Accent 6"/>
-    <w:basedOn w:val="TableNormal"/>
+    <w:basedOn w:val="a3"/>
     <w:uiPriority w:val="71"/>
     <w:rsid w:val="00CB0664"/>
     <w:pPr>
@@ -10931,9 +11004,9 @@
       </w:rPr>
     </w:tblStylePr>
   </w:style>
-  <w:style w:type="table" w:styleId="ColorfulList">
+  <w:style w:type="table" w:styleId="aff6">
     <w:name w:val="Colorful List"/>
-    <w:basedOn w:val="TableNormal"/>
+    <w:basedOn w:val="a3"/>
     <w:uiPriority w:val="72"/>
     <w:rsid w:val="00CB0664"/>
     <w:pPr>
@@ -11017,9 +11090,9 @@
       </w:tcPr>
     </w:tblStylePr>
   </w:style>
-  <w:style w:type="table" w:styleId="ColorfulList-Accent1">
+  <w:style w:type="table" w:styleId="-14">
     <w:name w:val="Colorful List Accent 1"/>
-    <w:basedOn w:val="TableNormal"/>
+    <w:basedOn w:val="a3"/>
     <w:uiPriority w:val="72"/>
     <w:rsid w:val="00CB0664"/>
     <w:pPr>
@@ -11103,9 +11176,9 @@
       </w:tcPr>
     </w:tblStylePr>
   </w:style>
-  <w:style w:type="table" w:styleId="ColorfulList-Accent2">
+  <w:style w:type="table" w:styleId="-24">
     <w:name w:val="Colorful List Accent 2"/>
-    <w:basedOn w:val="TableNormal"/>
+    <w:basedOn w:val="a3"/>
     <w:uiPriority w:val="72"/>
     <w:rsid w:val="00CB0664"/>
     <w:pPr>
@@ -11189,9 +11262,9 @@
       </w:tcPr>
     </w:tblStylePr>
   </w:style>
-  <w:style w:type="table" w:styleId="ColorfulList-Accent3">
+  <w:style w:type="table" w:styleId="-34">
     <w:name w:val="Colorful List Accent 3"/>
-    <w:basedOn w:val="TableNormal"/>
+    <w:basedOn w:val="a3"/>
     <w:uiPriority w:val="72"/>
     <w:rsid w:val="00CB0664"/>
     <w:pPr>
@@ -11275,9 +11348,9 @@
       </w:tcPr>
     </w:tblStylePr>
   </w:style>
-  <w:style w:type="table" w:styleId="ColorfulList-Accent4">
+  <w:style w:type="table" w:styleId="-44">
     <w:name w:val="Colorful List Accent 4"/>
-    <w:basedOn w:val="TableNormal"/>
+    <w:basedOn w:val="a3"/>
     <w:uiPriority w:val="72"/>
     <w:rsid w:val="00CB0664"/>
     <w:pPr>
@@ -11361,9 +11434,9 @@
       </w:tcPr>
     </w:tblStylePr>
   </w:style>
-  <w:style w:type="table" w:styleId="ColorfulList-Accent5">
+  <w:style w:type="table" w:styleId="-54">
     <w:name w:val="Colorful List Accent 5"/>
-    <w:basedOn w:val="TableNormal"/>
+    <w:basedOn w:val="a3"/>
     <w:uiPriority w:val="72"/>
     <w:rsid w:val="00CB0664"/>
     <w:pPr>
@@ -11447,9 +11520,9 @@
       </w:tcPr>
     </w:tblStylePr>
   </w:style>
-  <w:style w:type="table" w:styleId="ColorfulList-Accent6">
+  <w:style w:type="table" w:styleId="-64">
     <w:name w:val="Colorful List Accent 6"/>
-    <w:basedOn w:val="TableNormal"/>
+    <w:basedOn w:val="a3"/>
     <w:uiPriority w:val="72"/>
     <w:rsid w:val="00CB0664"/>
     <w:pPr>
@@ -11533,9 +11606,9 @@
       </w:tcPr>
     </w:tblStylePr>
   </w:style>
-  <w:style w:type="table" w:styleId="ColorfulGrid">
+  <w:style w:type="table" w:styleId="aff7">
     <w:name w:val="Colorful Grid"/>
-    <w:basedOn w:val="TableNormal"/>
+    <w:basedOn w:val="a3"/>
     <w:uiPriority w:val="73"/>
     <w:rsid w:val="00CB0664"/>
     <w:pPr>
@@ -11613,9 +11686,9 @@
       </w:tcPr>
     </w:tblStylePr>
   </w:style>
-  <w:style w:type="table" w:styleId="ColorfulGrid-Accent1">
+  <w:style w:type="table" w:styleId="-15">
     <w:name w:val="Colorful Grid Accent 1"/>
-    <w:basedOn w:val="TableNormal"/>
+    <w:basedOn w:val="a3"/>
     <w:uiPriority w:val="73"/>
     <w:rsid w:val="00CB0664"/>
     <w:pPr>
@@ -11693,9 +11766,9 @@
       </w:tcPr>
     </w:tblStylePr>
   </w:style>
-  <w:style w:type="table" w:styleId="ColorfulGrid-Accent2">
+  <w:style w:type="table" w:styleId="-25">
     <w:name w:val="Colorful Grid Accent 2"/>
-    <w:basedOn w:val="TableNormal"/>
+    <w:basedOn w:val="a3"/>
     <w:uiPriority w:val="73"/>
     <w:rsid w:val="00CB0664"/>
     <w:pPr>
@@ -11773,9 +11846,9 @@
       </w:tcPr>
     </w:tblStylePr>
   </w:style>
-  <w:style w:type="table" w:styleId="ColorfulGrid-Accent3">
+  <w:style w:type="table" w:styleId="-35">
     <w:name w:val="Colorful Grid Accent 3"/>
-    <w:basedOn w:val="TableNormal"/>
+    <w:basedOn w:val="a3"/>
     <w:uiPriority w:val="73"/>
     <w:rsid w:val="00CB0664"/>
     <w:pPr>
@@ -11853,9 +11926,9 @@
       </w:tcPr>
     </w:tblStylePr>
   </w:style>
-  <w:style w:type="table" w:styleId="ColorfulGrid-Accent4">
+  <w:style w:type="table" w:styleId="-45">
     <w:name w:val="Colorful Grid Accent 4"/>
-    <w:basedOn w:val="TableNormal"/>
+    <w:basedOn w:val="a3"/>
     <w:uiPriority w:val="73"/>
     <w:rsid w:val="00CB0664"/>
     <w:pPr>
@@ -11933,9 +12006,9 @@
       </w:tcPr>
     </w:tblStylePr>
   </w:style>
-  <w:style w:type="table" w:styleId="ColorfulGrid-Accent5">
+  <w:style w:type="table" w:styleId="-55">
     <w:name w:val="Colorful Grid Accent 5"/>
-    <w:basedOn w:val="TableNormal"/>
+    <w:basedOn w:val="a3"/>
     <w:uiPriority w:val="73"/>
     <w:rsid w:val="00CB0664"/>
     <w:pPr>
@@ -12013,9 +12086,9 @@
       </w:tcPr>
     </w:tblStylePr>
   </w:style>
-  <w:style w:type="table" w:styleId="ColorfulGrid-Accent6">
+  <w:style w:type="table" w:styleId="-65">
     <w:name w:val="Colorful Grid Accent 6"/>
-    <w:basedOn w:val="TableNormal"/>
+    <w:basedOn w:val="a3"/>
     <w:uiPriority w:val="73"/>
     <w:rsid w:val="00CB0664"/>
     <w:pPr>
@@ -12097,7 +12170,7 @@
 </file>
 
 <file path=word/stylesWithEffects.xml><?xml version="1.0" encoding="utf-8"?>
-<w:styles xmlns:wpc="http://schemas.microsoft.com/office/word/2010/wordprocessingCanvas" xmlns:mo="http://schemas.microsoft.com/office/mac/office/2008/main" xmlns:mc="http://schemas.openxmlformats.org/markup-compatibility/2006" xmlns:mv="urn:schemas-microsoft-com:mac:vml" xmlns:o="urn:schemas-microsoft-com:office:office" xmlns:r="http://schemas.openxmlformats.org/officeDocument/2006/relationships" xmlns:m="http://schemas.openxmlformats.org/officeDocument/2006/math" xmlns:v="urn:schemas-microsoft-com:vml" xmlns:wp14="http://schemas.microsoft.com/office/word/2010/wordprocessingDrawing" xmlns:wp="http://schemas.openxmlformats.org/drawingml/2006/wordprocessingDrawing" xmlns:w10="urn:schemas-microsoft-com:office:word" xmlns:w="http://schemas.openxmlformats.org/wordprocessingml/2006/main" xmlns:w14="http://schemas.microsoft.com/office/word/2010/wordml" xmlns:wpg="http://schemas.microsoft.com/office/word/2010/wordprocessingGroup" xmlns:wpi="http://schemas.microsoft.com/office/word/2010/wordprocessingInk" xmlns:wne="http://schemas.microsoft.com/office/word/2006/wordml" xmlns:wps="http://schemas.microsoft.com/office/word/2010/wordprocessingShape" mc:Ignorable="w14 wp14">
+<w:styles xmlns:wpc="http://schemas.microsoft.com/office/word/2010/wordprocessingCanvas" xmlns:mc="http://schemas.openxmlformats.org/markup-compatibility/2006" xmlns:o="urn:schemas-microsoft-com:office:office" xmlns:r="http://schemas.openxmlformats.org/officeDocument/2006/relationships" xmlns:m="http://schemas.openxmlformats.org/officeDocument/2006/math" xmlns:v="urn:schemas-microsoft-com:vml" xmlns:wp14="http://schemas.microsoft.com/office/word/2010/wordprocessingDrawing" xmlns:wp="http://schemas.openxmlformats.org/drawingml/2006/wordprocessingDrawing" xmlns:w10="urn:schemas-microsoft-com:office:word" xmlns:w="http://schemas.openxmlformats.org/wordprocessingml/2006/main" xmlns:w14="http://schemas.microsoft.com/office/word/2010/wordml" xmlns:wpg="http://schemas.microsoft.com/office/word/2010/wordprocessingGroup" xmlns:wpi="http://schemas.microsoft.com/office/word/2010/wordprocessingInk" xmlns:wne="http://schemas.microsoft.com/office/word/2006/wordml" xmlns:wps="http://schemas.microsoft.com/office/word/2010/wordprocessingShape" mc:Ignorable="w14 wp14">
   <w:docDefaults>
     <w:rPrDefault>
       <w:rPr>
@@ -12113,7 +12186,7 @@
       </w:pPr>
     </w:pPrDefault>
   </w:docDefaults>
-  <w:latentStyles w:defLockedState="0" w:defUIPriority="99" w:defSemiHidden="1" w:defUnhideWhenUsed="1" w:defQFormat="0" w:count="276">
+  <w:latentStyles w:defLockedState="0" w:defUIPriority="99" w:defSemiHidden="1" w:defUnhideWhenUsed="1" w:defQFormat="0" w:count="267">
     <w:lsdException w:name="Normal" w:semiHidden="0" w:uiPriority="0" w:unhideWhenUsed="0" w:qFormat="1"/>
     <w:lsdException w:name="heading 1" w:semiHidden="0" w:uiPriority="9" w:unhideWhenUsed="0" w:qFormat="1"/>
     <w:lsdException w:name="heading 2" w:uiPriority="9" w:qFormat="1"/>
@@ -12252,16 +12325,16 @@
     <w:lsdException w:name="Bibliography" w:uiPriority="37"/>
     <w:lsdException w:name="TOC Heading" w:uiPriority="39" w:qFormat="1"/>
   </w:latentStyles>
-  <w:style w:type="paragraph" w:default="1" w:styleId="Normal">
+  <w:style w:type="paragraph" w:default="1" w:styleId="a1">
     <w:name w:val="Normal"/>
     <w:qFormat/>
     <w:rsid w:val="00FC693F"/>
   </w:style>
-  <w:style w:type="paragraph" w:styleId="Heading1">
+  <w:style w:type="paragraph" w:styleId="1">
     <w:name w:val="heading 1"/>
-    <w:basedOn w:val="Normal"/>
-    <w:next w:val="Normal"/>
-    <w:link w:val="Heading1Char"/>
+    <w:basedOn w:val="a1"/>
+    <w:next w:val="a1"/>
+    <w:link w:val="10"/>
     <w:uiPriority w:val="9"/>
     <w:qFormat/>
     <w:rsid w:val="00FC693F"/>
@@ -12280,11 +12353,11 @@
       <w:szCs w:val="28"/>
     </w:rPr>
   </w:style>
-  <w:style w:type="paragraph" w:styleId="Heading2">
+  <w:style w:type="paragraph" w:styleId="21">
     <w:name w:val="heading 2"/>
-    <w:basedOn w:val="Normal"/>
-    <w:next w:val="Normal"/>
-    <w:link w:val="Heading2Char"/>
+    <w:basedOn w:val="a1"/>
+    <w:next w:val="a1"/>
+    <w:link w:val="22"/>
     <w:uiPriority w:val="9"/>
     <w:unhideWhenUsed/>
     <w:qFormat/>
@@ -12304,11 +12377,11 @@
       <w:szCs w:val="26"/>
     </w:rPr>
   </w:style>
-  <w:style w:type="paragraph" w:styleId="Heading3">
+  <w:style w:type="paragraph" w:styleId="31">
     <w:name w:val="heading 3"/>
-    <w:basedOn w:val="Normal"/>
-    <w:next w:val="Normal"/>
-    <w:link w:val="Heading3Char"/>
+    <w:basedOn w:val="a1"/>
+    <w:next w:val="a1"/>
+    <w:link w:val="32"/>
     <w:uiPriority w:val="9"/>
     <w:unhideWhenUsed/>
     <w:qFormat/>
@@ -12326,11 +12399,11 @@
       <w:color w:val="4F81BD" w:themeColor="accent1"/>
     </w:rPr>
   </w:style>
-  <w:style w:type="paragraph" w:styleId="Heading4">
+  <w:style w:type="paragraph" w:styleId="4">
     <w:name w:val="heading 4"/>
-    <w:basedOn w:val="Normal"/>
-    <w:next w:val="Normal"/>
-    <w:link w:val="Heading4Char"/>
+    <w:basedOn w:val="a1"/>
+    <w:next w:val="a1"/>
+    <w:link w:val="40"/>
     <w:uiPriority w:val="9"/>
     <w:semiHidden/>
     <w:unhideWhenUsed/>
@@ -12351,11 +12424,11 @@
       <w:color w:val="4F81BD" w:themeColor="accent1"/>
     </w:rPr>
   </w:style>
-  <w:style w:type="paragraph" w:styleId="Heading5">
+  <w:style w:type="paragraph" w:styleId="5">
     <w:name w:val="heading 5"/>
-    <w:basedOn w:val="Normal"/>
-    <w:next w:val="Normal"/>
-    <w:link w:val="Heading5Char"/>
+    <w:basedOn w:val="a1"/>
+    <w:next w:val="a1"/>
+    <w:link w:val="50"/>
     <w:uiPriority w:val="9"/>
     <w:semiHidden/>
     <w:unhideWhenUsed/>
@@ -12372,11 +12445,11 @@
       <w:color w:val="243F60" w:themeColor="accent1" w:themeShade="7F"/>
     </w:rPr>
   </w:style>
-  <w:style w:type="paragraph" w:styleId="Heading6">
+  <w:style w:type="paragraph" w:styleId="6">
     <w:name w:val="heading 6"/>
-    <w:basedOn w:val="Normal"/>
-    <w:next w:val="Normal"/>
-    <w:link w:val="Heading6Char"/>
+    <w:basedOn w:val="a1"/>
+    <w:next w:val="a1"/>
+    <w:link w:val="60"/>
     <w:uiPriority w:val="9"/>
     <w:semiHidden/>
     <w:unhideWhenUsed/>
@@ -12395,11 +12468,11 @@
       <w:color w:val="243F60" w:themeColor="accent1" w:themeShade="7F"/>
     </w:rPr>
   </w:style>
-  <w:style w:type="paragraph" w:styleId="Heading7">
+  <w:style w:type="paragraph" w:styleId="7">
     <w:name w:val="heading 7"/>
-    <w:basedOn w:val="Normal"/>
-    <w:next w:val="Normal"/>
-    <w:link w:val="Heading7Char"/>
+    <w:basedOn w:val="a1"/>
+    <w:next w:val="a1"/>
+    <w:link w:val="70"/>
     <w:uiPriority w:val="9"/>
     <w:semiHidden/>
     <w:unhideWhenUsed/>
@@ -12418,11 +12491,11 @@
       <w:color w:val="404040" w:themeColor="text1" w:themeTint="BF"/>
     </w:rPr>
   </w:style>
-  <w:style w:type="paragraph" w:styleId="Heading8">
+  <w:style w:type="paragraph" w:styleId="8">
     <w:name w:val="heading 8"/>
-    <w:basedOn w:val="Normal"/>
-    <w:next w:val="Normal"/>
-    <w:link w:val="Heading8Char"/>
+    <w:basedOn w:val="a1"/>
+    <w:next w:val="a1"/>
+    <w:link w:val="80"/>
     <w:uiPriority w:val="9"/>
     <w:semiHidden/>
     <w:unhideWhenUsed/>
@@ -12441,11 +12514,11 @@
       <w:szCs w:val="20"/>
     </w:rPr>
   </w:style>
-  <w:style w:type="paragraph" w:styleId="Heading9">
+  <w:style w:type="paragraph" w:styleId="9">
     <w:name w:val="heading 9"/>
-    <w:basedOn w:val="Normal"/>
-    <w:next w:val="Normal"/>
-    <w:link w:val="Heading9Char"/>
+    <w:basedOn w:val="a1"/>
+    <w:next w:val="a1"/>
+    <w:link w:val="90"/>
     <w:uiPriority w:val="9"/>
     <w:semiHidden/>
     <w:unhideWhenUsed/>
@@ -12466,13 +12539,13 @@
       <w:szCs w:val="20"/>
     </w:rPr>
   </w:style>
-  <w:style w:type="character" w:default="1" w:styleId="DefaultParagraphFont">
+  <w:style w:type="character" w:default="1" w:styleId="a2">
     <w:name w:val="Default Paragraph Font"/>
     <w:uiPriority w:val="1"/>
     <w:semiHidden/>
     <w:unhideWhenUsed/>
   </w:style>
-  <w:style w:type="table" w:default="1" w:styleId="TableNormal">
+  <w:style w:type="table" w:default="1" w:styleId="a3">
     <w:name w:val="Normal Table"/>
     <w:uiPriority w:val="99"/>
     <w:semiHidden/>
@@ -12487,13 +12560,57 @@
       </w:tblCellMar>
     </w:tblPr>
   </w:style>
-  <w:style w:type="numbering" w:default="1" w:styleId="NoList">
+  <w:style w:type="numbering" w:default="1" w:styleId="a4">
     <w:name w:val="No List"/>
     <w:uiPriority w:val="99"/>
     <w:semiHidden/>
     <w:unhideWhenUsed/>
   </w:style>
-  <w:style w:type="paragraph" w:styleId="NoSpacing">
+  <w:style w:type="paragraph" w:styleId="a5">
+    <w:name w:val="header"/>
+    <w:basedOn w:val="a1"/>
+    <w:link w:val="a6"/>
+    <w:uiPriority w:val="99"/>
+    <w:unhideWhenUsed/>
+    <w:rsid w:val="00E618BF"/>
+    <w:pPr>
+      <w:tabs>
+        <w:tab w:val="center" w:pos="4680"/>
+        <w:tab w:val="right" w:pos="9360"/>
+      </w:tabs>
+      <w:spacing w:after="0" w:line="240" w:lineRule="auto"/>
+    </w:pPr>
+  </w:style>
+  <w:style w:type="character" w:customStyle="1" w:styleId="a6">
+    <w:name w:val="Верхний колонтитул Знак"/>
+    <w:basedOn w:val="a2"/>
+    <w:link w:val="a5"/>
+    <w:uiPriority w:val="99"/>
+    <w:rsid w:val="00E618BF"/>
+  </w:style>
+  <w:style w:type="paragraph" w:styleId="a7">
+    <w:name w:val="footer"/>
+    <w:basedOn w:val="a1"/>
+    <w:link w:val="a8"/>
+    <w:uiPriority w:val="99"/>
+    <w:unhideWhenUsed/>
+    <w:rsid w:val="00E618BF"/>
+    <w:pPr>
+      <w:tabs>
+        <w:tab w:val="center" w:pos="4680"/>
+        <w:tab w:val="right" w:pos="9360"/>
+      </w:tabs>
+      <w:spacing w:after="0" w:line="240" w:lineRule="auto"/>
+    </w:pPr>
+  </w:style>
+  <w:style w:type="character" w:customStyle="1" w:styleId="a8">
+    <w:name w:val="Нижний колонтитул Знак"/>
+    <w:basedOn w:val="a2"/>
+    <w:link w:val="a7"/>
+    <w:uiPriority w:val="99"/>
+    <w:rsid w:val="00E618BF"/>
+  </w:style>
+  <w:style w:type="paragraph" w:styleId="a9">
     <w:name w:val="No Spacing"/>
     <w:uiPriority w:val="1"/>
     <w:qFormat/>
@@ -12502,10 +12619,10 @@
       <w:spacing w:after="0" w:line="240" w:lineRule="auto"/>
     </w:pPr>
   </w:style>
-  <w:style w:type="character" w:customStyle="1" w:styleId="Heading1Char">
-    <w:name w:val="Heading 1 Char"/>
-    <w:basedOn w:val="DefaultParagraphFont"/>
-    <w:link w:val="Heading1"/>
+  <w:style w:type="character" w:customStyle="1" w:styleId="10">
+    <w:name w:val="Заголовок 1 Знак"/>
+    <w:basedOn w:val="a2"/>
+    <w:link w:val="1"/>
     <w:uiPriority w:val="9"/>
     <w:rsid w:val="00FC693F"/>
     <w:rPr>
@@ -12517,10 +12634,10 @@
       <w:szCs w:val="28"/>
     </w:rPr>
   </w:style>
-  <w:style w:type="character" w:customStyle="1" w:styleId="Heading2Char">
-    <w:name w:val="Heading 2 Char"/>
-    <w:basedOn w:val="DefaultParagraphFont"/>
-    <w:link w:val="Heading2"/>
+  <w:style w:type="character" w:customStyle="1" w:styleId="22">
+    <w:name w:val="Заголовок 2 Знак"/>
+    <w:basedOn w:val="a2"/>
+    <w:link w:val="21"/>
     <w:uiPriority w:val="9"/>
     <w:rsid w:val="00FC693F"/>
     <w:rPr>
@@ -12532,10 +12649,10 @@
       <w:szCs w:val="26"/>
     </w:rPr>
   </w:style>
-  <w:style w:type="character" w:customStyle="1" w:styleId="Heading3Char">
-    <w:name w:val="Heading 3 Char"/>
-    <w:basedOn w:val="DefaultParagraphFont"/>
-    <w:link w:val="Heading3"/>
+  <w:style w:type="character" w:customStyle="1" w:styleId="32">
+    <w:name w:val="Заголовок 3 Знак"/>
+    <w:basedOn w:val="a2"/>
+    <w:link w:val="31"/>
     <w:uiPriority w:val="9"/>
     <w:rsid w:val="00FC693F"/>
     <w:rPr>
@@ -12545,11 +12662,11 @@
       <w:color w:val="4F81BD" w:themeColor="accent1"/>
     </w:rPr>
   </w:style>
-  <w:style w:type="paragraph" w:styleId="Title">
+  <w:style w:type="paragraph" w:styleId="aa">
     <w:name w:val="Title"/>
-    <w:basedOn w:val="Normal"/>
-    <w:next w:val="Normal"/>
-    <w:link w:val="TitleChar"/>
+    <w:basedOn w:val="a1"/>
+    <w:next w:val="a1"/>
+    <w:link w:val="ab"/>
     <w:uiPriority w:val="10"/>
     <w:qFormat/>
     <w:rsid w:val="00FC693F"/>
@@ -12569,10 +12686,10 @@
       <w:szCs w:val="52"/>
     </w:rPr>
   </w:style>
-  <w:style w:type="character" w:customStyle="1" w:styleId="TitleChar">
-    <w:name w:val="Title Char"/>
-    <w:basedOn w:val="DefaultParagraphFont"/>
-    <w:link w:val="Title"/>
+  <w:style w:type="character" w:customStyle="1" w:styleId="ab">
+    <w:name w:val="Название Знак"/>
+    <w:basedOn w:val="a2"/>
+    <w:link w:val="aa"/>
     <w:uiPriority w:val="10"/>
     <w:rsid w:val="00FC693F"/>
     <w:rPr>
@@ -12584,11 +12701,11 @@
       <w:szCs w:val="52"/>
     </w:rPr>
   </w:style>
-  <w:style w:type="paragraph" w:styleId="Subtitle">
+  <w:style w:type="paragraph" w:styleId="ac">
     <w:name w:val="Subtitle"/>
-    <w:basedOn w:val="Normal"/>
-    <w:next w:val="Normal"/>
-    <w:link w:val="SubtitleChar"/>
+    <w:basedOn w:val="a1"/>
+    <w:next w:val="a1"/>
+    <w:link w:val="ad"/>
     <w:uiPriority w:val="11"/>
     <w:qFormat/>
     <w:rsid w:val="00FC693F"/>
@@ -12607,10 +12724,10 @@
       <w:szCs w:val="24"/>
     </w:rPr>
   </w:style>
-  <w:style w:type="character" w:customStyle="1" w:styleId="SubtitleChar">
-    <w:name w:val="Subtitle Char"/>
-    <w:basedOn w:val="DefaultParagraphFont"/>
-    <w:link w:val="Subtitle"/>
+  <w:style w:type="character" w:customStyle="1" w:styleId="ad">
+    <w:name w:val="Подзаголовок Знак"/>
+    <w:basedOn w:val="a2"/>
+    <w:link w:val="ac"/>
     <w:uiPriority w:val="11"/>
     <w:rsid w:val="00FC693F"/>
     <w:rPr>
@@ -12623,9 +12740,9 @@
       <w:szCs w:val="24"/>
     </w:rPr>
   </w:style>
-  <w:style w:type="paragraph" w:styleId="ListParagraph">
+  <w:style w:type="paragraph" w:styleId="ae">
     <w:name w:val="List Paragraph"/>
-    <w:basedOn w:val="Normal"/>
+    <w:basedOn w:val="a1"/>
     <w:uiPriority w:val="34"/>
     <w:qFormat/>
     <w:rsid w:val="00FC693F"/>
@@ -12634,10 +12751,10 @@
       <w:contextualSpacing/>
     </w:pPr>
   </w:style>
-  <w:style w:type="paragraph" w:styleId="BodyText">
+  <w:style w:type="paragraph" w:styleId="af">
     <w:name w:val="Body Text"/>
-    <w:basedOn w:val="Normal"/>
-    <w:link w:val="BodyTextChar"/>
+    <w:basedOn w:val="a1"/>
+    <w:link w:val="af0"/>
     <w:uiPriority w:val="99"/>
     <w:unhideWhenUsed/>
     <w:rsid w:val="00AA1D8D"/>
@@ -12645,17 +12762,17 @@
       <w:spacing w:after="120"/>
     </w:pPr>
   </w:style>
-  <w:style w:type="character" w:customStyle="1" w:styleId="BodyTextChar">
-    <w:name w:val="Body Text Char"/>
-    <w:basedOn w:val="DefaultParagraphFont"/>
-    <w:link w:val="BodyText"/>
+  <w:style w:type="character" w:customStyle="1" w:styleId="af0">
+    <w:name w:val="Основной текст Знак"/>
+    <w:basedOn w:val="a2"/>
+    <w:link w:val="af"/>
     <w:uiPriority w:val="99"/>
     <w:rsid w:val="00AA1D8D"/>
   </w:style>
-  <w:style w:type="paragraph" w:styleId="BodyText2">
+  <w:style w:type="paragraph" w:styleId="23">
     <w:name w:val="Body Text 2"/>
-    <w:basedOn w:val="Normal"/>
-    <w:link w:val="BodyText2Char"/>
+    <w:basedOn w:val="a1"/>
+    <w:link w:val="24"/>
     <w:uiPriority w:val="99"/>
     <w:unhideWhenUsed/>
     <w:rsid w:val="00AA1D8D"/>
@@ -12663,17 +12780,17 @@
       <w:spacing w:after="120" w:line="480" w:lineRule="auto"/>
     </w:pPr>
   </w:style>
-  <w:style w:type="character" w:customStyle="1" w:styleId="BodyText2Char">
-    <w:name w:val="Body Text 2 Char"/>
-    <w:basedOn w:val="DefaultParagraphFont"/>
-    <w:link w:val="BodyText2"/>
+  <w:style w:type="character" w:customStyle="1" w:styleId="24">
+    <w:name w:val="Основной текст 2 Знак"/>
+    <w:basedOn w:val="a2"/>
+    <w:link w:val="23"/>
     <w:uiPriority w:val="99"/>
     <w:rsid w:val="00AA1D8D"/>
   </w:style>
-  <w:style w:type="paragraph" w:styleId="BodyText3">
+  <w:style w:type="paragraph" w:styleId="33">
     <w:name w:val="Body Text 3"/>
-    <w:basedOn w:val="Normal"/>
-    <w:link w:val="BodyText3Char"/>
+    <w:basedOn w:val="a1"/>
+    <w:link w:val="34"/>
     <w:uiPriority w:val="99"/>
     <w:unhideWhenUsed/>
     <w:rsid w:val="00AA1D8D"/>
@@ -12685,10 +12802,10 @@
       <w:szCs w:val="16"/>
     </w:rPr>
   </w:style>
-  <w:style w:type="character" w:customStyle="1" w:styleId="BodyText3Char">
-    <w:name w:val="Body Text 3 Char"/>
-    <w:basedOn w:val="DefaultParagraphFont"/>
-    <w:link w:val="BodyText3"/>
+  <w:style w:type="character" w:customStyle="1" w:styleId="34">
+    <w:name w:val="Основной текст 3 Знак"/>
+    <w:basedOn w:val="a2"/>
+    <w:link w:val="33"/>
     <w:uiPriority w:val="99"/>
     <w:rsid w:val="00AA1D8D"/>
     <w:rPr>
@@ -12696,9 +12813,9 @@
       <w:szCs w:val="16"/>
     </w:rPr>
   </w:style>
-  <w:style w:type="paragraph" w:styleId="List">
+  <w:style w:type="paragraph" w:styleId="af1">
     <w:name w:val="List"/>
-    <w:basedOn w:val="Normal"/>
+    <w:basedOn w:val="a1"/>
     <w:uiPriority w:val="99"/>
     <w:unhideWhenUsed/>
     <w:rsid w:val="00AA1D8D"/>
@@ -12707,9 +12824,9 @@
       <w:contextualSpacing/>
     </w:pPr>
   </w:style>
-  <w:style w:type="paragraph" w:styleId="List2">
+  <w:style w:type="paragraph" w:styleId="25">
     <w:name w:val="List 2"/>
-    <w:basedOn w:val="Normal"/>
+    <w:basedOn w:val="a1"/>
     <w:uiPriority w:val="99"/>
     <w:unhideWhenUsed/>
     <w:rsid w:val="00326F90"/>
@@ -12718,9 +12835,9 @@
       <w:contextualSpacing/>
     </w:pPr>
   </w:style>
-  <w:style w:type="paragraph" w:styleId="List3">
+  <w:style w:type="paragraph" w:styleId="35">
     <w:name w:val="List 3"/>
-    <w:basedOn w:val="Normal"/>
+    <w:basedOn w:val="a1"/>
     <w:uiPriority w:val="99"/>
     <w:unhideWhenUsed/>
     <w:rsid w:val="00326F90"/>
@@ -12729,9 +12846,9 @@
       <w:contextualSpacing/>
     </w:pPr>
   </w:style>
-  <w:style w:type="paragraph" w:styleId="ListBullet">
+  <w:style w:type="paragraph" w:styleId="a0">
     <w:name w:val="List Bullet"/>
-    <w:basedOn w:val="Normal"/>
+    <w:basedOn w:val="a1"/>
     <w:uiPriority w:val="99"/>
     <w:unhideWhenUsed/>
     <w:rsid w:val="00326F90"/>
@@ -12742,9 +12859,9 @@
       <w:contextualSpacing/>
     </w:pPr>
   </w:style>
-  <w:style w:type="paragraph" w:styleId="ListBullet2">
+  <w:style w:type="paragraph" w:styleId="20">
     <w:name w:val="List Bullet 2"/>
-    <w:basedOn w:val="Normal"/>
+    <w:basedOn w:val="a1"/>
     <w:uiPriority w:val="99"/>
     <w:unhideWhenUsed/>
     <w:rsid w:val="00326F90"/>
@@ -12755,9 +12872,9 @@
       <w:contextualSpacing/>
     </w:pPr>
   </w:style>
-  <w:style w:type="paragraph" w:styleId="ListBullet3">
+  <w:style w:type="paragraph" w:styleId="30">
     <w:name w:val="List Bullet 3"/>
-    <w:basedOn w:val="Normal"/>
+    <w:basedOn w:val="a1"/>
     <w:uiPriority w:val="99"/>
     <w:unhideWhenUsed/>
     <w:rsid w:val="00326F90"/>
@@ -12768,9 +12885,9 @@
       <w:contextualSpacing/>
     </w:pPr>
   </w:style>
-  <w:style w:type="paragraph" w:styleId="ListNumber">
+  <w:style w:type="paragraph" w:styleId="a">
     <w:name w:val="List Number"/>
-    <w:basedOn w:val="Normal"/>
+    <w:basedOn w:val="a1"/>
     <w:uiPriority w:val="99"/>
     <w:unhideWhenUsed/>
     <w:rsid w:val="00326F90"/>
@@ -12781,9 +12898,9 @@
       <w:contextualSpacing/>
     </w:pPr>
   </w:style>
-  <w:style w:type="paragraph" w:styleId="ListNumber2">
+  <w:style w:type="paragraph" w:styleId="2">
     <w:name w:val="List Number 2"/>
-    <w:basedOn w:val="Normal"/>
+    <w:basedOn w:val="a1"/>
     <w:uiPriority w:val="99"/>
     <w:unhideWhenUsed/>
     <w:rsid w:val="0029639D"/>
@@ -12794,9 +12911,9 @@
       <w:contextualSpacing/>
     </w:pPr>
   </w:style>
-  <w:style w:type="paragraph" w:styleId="ListNumber3">
+  <w:style w:type="paragraph" w:styleId="3">
     <w:name w:val="List Number 3"/>
-    <w:basedOn w:val="Normal"/>
+    <w:basedOn w:val="a1"/>
     <w:uiPriority w:val="99"/>
     <w:unhideWhenUsed/>
     <w:rsid w:val="0029639D"/>
@@ -12807,9 +12924,9 @@
       <w:contextualSpacing/>
     </w:pPr>
   </w:style>
-  <w:style w:type="paragraph" w:styleId="ListContinue">
+  <w:style w:type="paragraph" w:styleId="af2">
     <w:name w:val="List Continue"/>
-    <w:basedOn w:val="Normal"/>
+    <w:basedOn w:val="a1"/>
     <w:uiPriority w:val="99"/>
     <w:unhideWhenUsed/>
     <w:rsid w:val="0029639D"/>
@@ -12819,9 +12936,9 @@
       <w:contextualSpacing/>
     </w:pPr>
   </w:style>
-  <w:style w:type="paragraph" w:styleId="ListContinue2">
+  <w:style w:type="paragraph" w:styleId="26">
     <w:name w:val="List Continue 2"/>
-    <w:basedOn w:val="Normal"/>
+    <w:basedOn w:val="a1"/>
     <w:uiPriority w:val="99"/>
     <w:unhideWhenUsed/>
     <w:rsid w:val="0029639D"/>
@@ -12831,9 +12948,9 @@
       <w:contextualSpacing/>
     </w:pPr>
   </w:style>
-  <w:style w:type="paragraph" w:styleId="ListContinue3">
+  <w:style w:type="paragraph" w:styleId="36">
     <w:name w:val="List Continue 3"/>
-    <w:basedOn w:val="Normal"/>
+    <w:basedOn w:val="a1"/>
     <w:uiPriority w:val="99"/>
     <w:unhideWhenUsed/>
     <w:rsid w:val="0029639D"/>
@@ -12843,9 +12960,9 @@
       <w:contextualSpacing/>
     </w:pPr>
   </w:style>
-  <w:style w:type="paragraph" w:styleId="MacroText">
+  <w:style w:type="paragraph" w:styleId="af3">
     <w:name w:val="macro"/>
-    <w:link w:val="MacroTextChar"/>
+    <w:link w:val="af4"/>
     <w:uiPriority w:val="99"/>
     <w:unhideWhenUsed/>
     <w:rsid w:val="0029639D"/>
@@ -12866,10 +12983,10 @@
       <w:szCs w:val="20"/>
     </w:rPr>
   </w:style>
-  <w:style w:type="character" w:customStyle="1" w:styleId="MacroTextChar">
-    <w:name w:val="Macro Text Char"/>
-    <w:basedOn w:val="DefaultParagraphFont"/>
-    <w:link w:val="MacroText"/>
+  <w:style w:type="character" w:customStyle="1" w:styleId="af4">
+    <w:name w:val="Текст макроса Знак"/>
+    <w:basedOn w:val="a2"/>
+    <w:link w:val="af3"/>
     <w:uiPriority w:val="99"/>
     <w:rsid w:val="0029639D"/>
     <w:rPr>
@@ -12878,11 +12995,11 @@
       <w:szCs w:val="20"/>
     </w:rPr>
   </w:style>
-  <w:style w:type="paragraph" w:styleId="Quote">
+  <w:style w:type="paragraph" w:styleId="27">
     <w:name w:val="Quote"/>
-    <w:basedOn w:val="Normal"/>
-    <w:next w:val="Normal"/>
-    <w:link w:val="QuoteChar"/>
+    <w:basedOn w:val="a1"/>
+    <w:next w:val="a1"/>
+    <w:link w:val="28"/>
     <w:uiPriority w:val="29"/>
     <w:qFormat/>
     <w:rsid w:val="00FC693F"/>
@@ -12892,10 +13009,10 @@
       <w:color w:val="000000" w:themeColor="text1"/>
     </w:rPr>
   </w:style>
-  <w:style w:type="character" w:customStyle="1" w:styleId="QuoteChar">
-    <w:name w:val="Quote Char"/>
-    <w:basedOn w:val="DefaultParagraphFont"/>
-    <w:link w:val="Quote"/>
+  <w:style w:type="character" w:customStyle="1" w:styleId="28">
+    <w:name w:val="Цитата 2 Знак"/>
+    <w:basedOn w:val="a2"/>
+    <w:link w:val="27"/>
     <w:uiPriority w:val="29"/>
     <w:rsid w:val="00FC693F"/>
     <w:rPr>
@@ -12904,10 +13021,10 @@
       <w:color w:val="000000" w:themeColor="text1"/>
     </w:rPr>
   </w:style>
-  <w:style w:type="character" w:customStyle="1" w:styleId="Heading4Char">
-    <w:name w:val="Heading 4 Char"/>
-    <w:basedOn w:val="DefaultParagraphFont"/>
-    <w:link w:val="Heading4"/>
+  <w:style w:type="character" w:customStyle="1" w:styleId="40">
+    <w:name w:val="Заголовок 4 Знак"/>
+    <w:basedOn w:val="a2"/>
+    <w:link w:val="4"/>
     <w:uiPriority w:val="9"/>
     <w:semiHidden/>
     <w:rsid w:val="00FC693F"/>
@@ -12920,10 +13037,10 @@
       <w:color w:val="4F81BD" w:themeColor="accent1"/>
     </w:rPr>
   </w:style>
-  <w:style w:type="character" w:customStyle="1" w:styleId="Heading5Char">
-    <w:name w:val="Heading 5 Char"/>
-    <w:basedOn w:val="DefaultParagraphFont"/>
-    <w:link w:val="Heading5"/>
+  <w:style w:type="character" w:customStyle="1" w:styleId="50">
+    <w:name w:val="Заголовок 5 Знак"/>
+    <w:basedOn w:val="a2"/>
+    <w:link w:val="5"/>
     <w:uiPriority w:val="9"/>
     <w:semiHidden/>
     <w:rsid w:val="00FC693F"/>
@@ -12932,10 +13049,10 @@
       <w:color w:val="243F60" w:themeColor="accent1" w:themeShade="7F"/>
     </w:rPr>
   </w:style>
-  <w:style w:type="character" w:customStyle="1" w:styleId="Heading6Char">
-    <w:name w:val="Heading 6 Char"/>
-    <w:basedOn w:val="DefaultParagraphFont"/>
-    <w:link w:val="Heading6"/>
+  <w:style w:type="character" w:customStyle="1" w:styleId="60">
+    <w:name w:val="Заголовок 6 Знак"/>
+    <w:basedOn w:val="a2"/>
+    <w:link w:val="6"/>
     <w:uiPriority w:val="9"/>
     <w:semiHidden/>
     <w:rsid w:val="00FC693F"/>
@@ -12946,10 +13063,10 @@
       <w:color w:val="243F60" w:themeColor="accent1" w:themeShade="7F"/>
     </w:rPr>
   </w:style>
-  <w:style w:type="character" w:customStyle="1" w:styleId="Heading7Char">
-    <w:name w:val="Heading 7 Char"/>
-    <w:basedOn w:val="DefaultParagraphFont"/>
-    <w:link w:val="Heading7"/>
+  <w:style w:type="character" w:customStyle="1" w:styleId="70">
+    <w:name w:val="Заголовок 7 Знак"/>
+    <w:basedOn w:val="a2"/>
+    <w:link w:val="7"/>
     <w:uiPriority w:val="9"/>
     <w:semiHidden/>
     <w:rsid w:val="00FC693F"/>
@@ -12960,10 +13077,10 @@
       <w:color w:val="404040" w:themeColor="text1" w:themeTint="BF"/>
     </w:rPr>
   </w:style>
-  <w:style w:type="character" w:customStyle="1" w:styleId="Heading8Char">
-    <w:name w:val="Heading 8 Char"/>
-    <w:basedOn w:val="DefaultParagraphFont"/>
-    <w:link w:val="Heading8"/>
+  <w:style w:type="character" w:customStyle="1" w:styleId="80">
+    <w:name w:val="Заголовок 8 Знак"/>
+    <w:basedOn w:val="a2"/>
+    <w:link w:val="8"/>
     <w:uiPriority w:val="9"/>
     <w:semiHidden/>
     <w:rsid w:val="00FC693F"/>
@@ -12974,10 +13091,10 @@
       <w:szCs w:val="20"/>
     </w:rPr>
   </w:style>
-  <w:style w:type="character" w:customStyle="1" w:styleId="Heading9Char">
-    <w:name w:val="Heading 9 Char"/>
-    <w:basedOn w:val="DefaultParagraphFont"/>
-    <w:link w:val="Heading9"/>
+  <w:style w:type="character" w:customStyle="1" w:styleId="90">
+    <w:name w:val="Заголовок 9 Знак"/>
+    <w:basedOn w:val="a2"/>
+    <w:link w:val="9"/>
     <w:uiPriority w:val="9"/>
     <w:semiHidden/>
     <w:rsid w:val="00FC693F"/>
@@ -12990,10 +13107,10 @@
       <w:szCs w:val="20"/>
     </w:rPr>
   </w:style>
-  <w:style w:type="paragraph" w:styleId="Caption">
+  <w:style w:type="paragraph" w:styleId="af5">
     <w:name w:val="caption"/>
-    <w:basedOn w:val="Normal"/>
-    <w:next w:val="Normal"/>
+    <w:basedOn w:val="a1"/>
+    <w:next w:val="a1"/>
     <w:uiPriority w:val="35"/>
     <w:semiHidden/>
     <w:unhideWhenUsed/>
@@ -13010,9 +13127,9 @@
       <w:szCs w:val="18"/>
     </w:rPr>
   </w:style>
-  <w:style w:type="character" w:styleId="Strong">
+  <w:style w:type="character" w:styleId="af6">
     <w:name w:val="Strong"/>
-    <w:basedOn w:val="DefaultParagraphFont"/>
+    <w:basedOn w:val="a2"/>
     <w:uiPriority w:val="22"/>
     <w:qFormat/>
     <w:rsid w:val="00FC693F"/>
@@ -13021,9 +13138,9 @@
       <w:bCs/>
     </w:rPr>
   </w:style>
-  <w:style w:type="character" w:styleId="Emphasis">
+  <w:style w:type="character" w:styleId="af7">
     <w:name w:val="Emphasis"/>
-    <w:basedOn w:val="DefaultParagraphFont"/>
+    <w:basedOn w:val="a2"/>
     <w:uiPriority w:val="20"/>
     <w:qFormat/>
     <w:rsid w:val="00FC693F"/>
@@ -13032,11 +13149,11 @@
       <w:iCs/>
     </w:rPr>
   </w:style>
-  <w:style w:type="paragraph" w:styleId="IntenseQuote">
+  <w:style w:type="paragraph" w:styleId="af8">
     <w:name w:val="Intense Quote"/>
-    <w:basedOn w:val="Normal"/>
-    <w:next w:val="Normal"/>
-    <w:link w:val="IntenseQuoteChar"/>
+    <w:basedOn w:val="a1"/>
+    <w:next w:val="a1"/>
+    <w:link w:val="af9"/>
     <w:uiPriority w:val="30"/>
     <w:qFormat/>
     <w:rsid w:val="00FC693F"/>
@@ -13055,10 +13172,10 @@
       <w:color w:val="4F81BD" w:themeColor="accent1"/>
     </w:rPr>
   </w:style>
-  <w:style w:type="character" w:customStyle="1" w:styleId="IntenseQuoteChar">
-    <w:name w:val="Intense Quote Char"/>
-    <w:basedOn w:val="DefaultParagraphFont"/>
-    <w:link w:val="IntenseQuote"/>
+  <w:style w:type="character" w:customStyle="1" w:styleId="af9">
+    <w:name w:val="Выделенная цитата Знак"/>
+    <w:basedOn w:val="a2"/>
+    <w:link w:val="af8"/>
     <w:uiPriority w:val="30"/>
     <w:rsid w:val="00FC693F"/>
     <w:rPr>
@@ -13069,9 +13186,9 @@
       <w:color w:val="4F81BD" w:themeColor="accent1"/>
     </w:rPr>
   </w:style>
-  <w:style w:type="character" w:styleId="SubtleEmphasis">
+  <w:style w:type="character" w:styleId="afa">
     <w:name w:val="Subtle Emphasis"/>
-    <w:basedOn w:val="DefaultParagraphFont"/>
+    <w:basedOn w:val="a2"/>
     <w:uiPriority w:val="19"/>
     <w:qFormat/>
     <w:rsid w:val="00FC693F"/>
@@ -13081,9 +13198,9 @@
       <w:color w:val="808080" w:themeColor="text1" w:themeTint="7F"/>
     </w:rPr>
   </w:style>
-  <w:style w:type="character" w:styleId="IntenseEmphasis">
+  <w:style w:type="character" w:styleId="afb">
     <w:name w:val="Intense Emphasis"/>
-    <w:basedOn w:val="DefaultParagraphFont"/>
+    <w:basedOn w:val="a2"/>
     <w:uiPriority w:val="21"/>
     <w:qFormat/>
     <w:rsid w:val="00FC693F"/>
@@ -13095,9 +13212,9 @@
       <w:color w:val="4F81BD" w:themeColor="accent1"/>
     </w:rPr>
   </w:style>
-  <w:style w:type="character" w:styleId="SubtleReference">
+  <w:style w:type="character" w:styleId="afc">
     <w:name w:val="Subtle Reference"/>
-    <w:basedOn w:val="DefaultParagraphFont"/>
+    <w:basedOn w:val="a2"/>
     <w:uiPriority w:val="31"/>
     <w:qFormat/>
     <w:rsid w:val="00FC693F"/>
@@ -13107,9 +13224,9 @@
       <w:u w:val="single"/>
     </w:rPr>
   </w:style>
-  <w:style w:type="character" w:styleId="IntenseReference">
+  <w:style w:type="character" w:styleId="afd">
     <w:name w:val="Intense Reference"/>
-    <w:basedOn w:val="DefaultParagraphFont"/>
+    <w:basedOn w:val="a2"/>
     <w:uiPriority w:val="32"/>
     <w:qFormat/>
     <w:rsid w:val="00FC693F"/>
@@ -13122,9 +13239,9 @@
       <w:u w:val="single"/>
     </w:rPr>
   </w:style>
-  <w:style w:type="character" w:styleId="BookTitle">
+  <w:style w:type="character" w:styleId="afe">
     <w:name w:val="Book Title"/>
-    <w:basedOn w:val="DefaultParagraphFont"/>
+    <w:basedOn w:val="a2"/>
     <w:uiPriority w:val="33"/>
     <w:qFormat/>
     <w:rsid w:val="00FC693F"/>
@@ -13135,10 +13252,10 @@
       <w:spacing w:val="5"/>
     </w:rPr>
   </w:style>
-  <w:style w:type="paragraph" w:styleId="TOCHeading">
+  <w:style w:type="paragraph" w:styleId="aff">
     <w:name w:val="TOC Heading"/>
-    <w:basedOn w:val="Heading1"/>
-    <w:next w:val="Normal"/>
+    <w:basedOn w:val="1"/>
+    <w:next w:val="a1"/>
     <w:uiPriority w:val="39"/>
     <w:semiHidden/>
     <w:unhideWhenUsed/>
@@ -13148,9 +13265,9 @@
       <w:outlineLvl w:val="9"/>
     </w:pPr>
   </w:style>
-  <w:style w:type="table" w:styleId="TableGrid">
+  <w:style w:type="table" w:styleId="aff0">
     <w:name w:val="Table Grid"/>
-    <w:basedOn w:val="TableNormal"/>
+    <w:basedOn w:val="a3"/>
     <w:uiPriority w:val="59"/>
     <w:rsid w:val="00FC693F"/>
     <w:pPr>
@@ -13174,9 +13291,9 @@
       </w:tblCellMar>
     </w:tblPr>
   </w:style>
-  <w:style w:type="table" w:styleId="LightShading">
+  <w:style w:type="table" w:styleId="aff1">
     <w:name w:val="Light Shading"/>
-    <w:basedOn w:val="TableNormal"/>
+    <w:basedOn w:val="a3"/>
     <w:uiPriority w:val="60"/>
     <w:rsid w:val="00FC693F"/>
     <w:pPr>
@@ -13277,9 +13394,9 @@
       </w:tcPr>
     </w:tblStylePr>
   </w:style>
-  <w:style w:type="table" w:styleId="LightShading-Accent1">
+  <w:style w:type="table" w:styleId="-1">
     <w:name w:val="Light Shading Accent 1"/>
-    <w:basedOn w:val="TableNormal"/>
+    <w:basedOn w:val="a3"/>
     <w:uiPriority w:val="60"/>
     <w:rsid w:val="00FC693F"/>
     <w:pPr>
@@ -13380,9 +13497,9 @@
       </w:tcPr>
     </w:tblStylePr>
   </w:style>
-  <w:style w:type="table" w:styleId="LightShading-Accent2">
+  <w:style w:type="table" w:styleId="-2">
     <w:name w:val="Light Shading Accent 2"/>
-    <w:basedOn w:val="TableNormal"/>
+    <w:basedOn w:val="a3"/>
     <w:uiPriority w:val="60"/>
     <w:rsid w:val="00FC693F"/>
     <w:pPr>
@@ -13483,9 +13600,9 @@
       </w:tcPr>
     </w:tblStylePr>
   </w:style>
-  <w:style w:type="table" w:styleId="LightShading-Accent3">
+  <w:style w:type="table" w:styleId="-3">
     <w:name w:val="Light Shading Accent 3"/>
-    <w:basedOn w:val="TableNormal"/>
+    <w:basedOn w:val="a3"/>
     <w:uiPriority w:val="60"/>
     <w:rsid w:val="00FC693F"/>
     <w:pPr>
@@ -13586,9 +13703,9 @@
       </w:tcPr>
     </w:tblStylePr>
   </w:style>
-  <w:style w:type="table" w:styleId="LightShading-Accent4">
+  <w:style w:type="table" w:styleId="-4">
     <w:name w:val="Light Shading Accent 4"/>
-    <w:basedOn w:val="TableNormal"/>
+    <w:basedOn w:val="a3"/>
     <w:uiPriority w:val="60"/>
     <w:rsid w:val="00FC693F"/>
     <w:pPr>
@@ -13689,9 +13806,9 @@
       </w:tcPr>
     </w:tblStylePr>
   </w:style>
-  <w:style w:type="table" w:styleId="LightShading-Accent5">
+  <w:style w:type="table" w:styleId="-5">
     <w:name w:val="Light Shading Accent 5"/>
-    <w:basedOn w:val="TableNormal"/>
+    <w:basedOn w:val="a3"/>
     <w:uiPriority w:val="60"/>
     <w:rsid w:val="00FC693F"/>
     <w:pPr>
@@ -13792,9 +13909,9 @@
       </w:tcPr>
     </w:tblStylePr>
   </w:style>
-  <w:style w:type="table" w:styleId="LightShading-Accent6">
+  <w:style w:type="table" w:styleId="-6">
     <w:name w:val="Light Shading Accent 6"/>
-    <w:basedOn w:val="TableNormal"/>
+    <w:basedOn w:val="a3"/>
     <w:uiPriority w:val="60"/>
     <w:rsid w:val="00FC693F"/>
     <w:pPr>
@@ -13895,9 +14012,9 @@
       </w:tcPr>
     </w:tblStylePr>
   </w:style>
-  <w:style w:type="table" w:styleId="LightList">
+  <w:style w:type="table" w:styleId="aff2">
     <w:name w:val="Light List"/>
-    <w:basedOn w:val="TableNormal"/>
+    <w:basedOn w:val="a3"/>
     <w:uiPriority w:val="61"/>
     <w:rsid w:val="00FC693F"/>
     <w:pPr>
@@ -13987,9 +14104,9 @@
       </w:tcPr>
     </w:tblStylePr>
   </w:style>
-  <w:style w:type="table" w:styleId="LightList-Accent1">
+  <w:style w:type="table" w:styleId="-10">
     <w:name w:val="Light List Accent 1"/>
-    <w:basedOn w:val="TableNormal"/>
+    <w:basedOn w:val="a3"/>
     <w:uiPriority w:val="61"/>
     <w:rsid w:val="00FC693F"/>
     <w:pPr>
@@ -14079,9 +14196,9 @@
       </w:tcPr>
     </w:tblStylePr>
   </w:style>
-  <w:style w:type="table" w:styleId="LightList-Accent2">
+  <w:style w:type="table" w:styleId="-20">
     <w:name w:val="Light List Accent 2"/>
-    <w:basedOn w:val="TableNormal"/>
+    <w:basedOn w:val="a3"/>
     <w:uiPriority w:val="61"/>
     <w:rsid w:val="00CB0664"/>
     <w:pPr>
@@ -14171,9 +14288,9 @@
       </w:tcPr>
     </w:tblStylePr>
   </w:style>
-  <w:style w:type="table" w:styleId="LightList-Accent3">
+  <w:style w:type="table" w:styleId="-30">
     <w:name w:val="Light List Accent 3"/>
-    <w:basedOn w:val="TableNormal"/>
+    <w:basedOn w:val="a3"/>
     <w:uiPriority w:val="61"/>
     <w:rsid w:val="00CB0664"/>
     <w:pPr>
@@ -14263,9 +14380,9 @@
       </w:tcPr>
     </w:tblStylePr>
   </w:style>
-  <w:style w:type="table" w:styleId="LightList-Accent4">
+  <w:style w:type="table" w:styleId="-40">
     <w:name w:val="Light List Accent 4"/>
-    <w:basedOn w:val="TableNormal"/>
+    <w:basedOn w:val="a3"/>
     <w:uiPriority w:val="61"/>
     <w:rsid w:val="00CB0664"/>
     <w:pPr>
@@ -14355,9 +14472,9 @@
       </w:tcPr>
     </w:tblStylePr>
   </w:style>
-  <w:style w:type="table" w:styleId="LightList-Accent5">
+  <w:style w:type="table" w:styleId="-50">
     <w:name w:val="Light List Accent 5"/>
-    <w:basedOn w:val="TableNormal"/>
+    <w:basedOn w:val="a3"/>
     <w:uiPriority w:val="61"/>
     <w:rsid w:val="00CB0664"/>
     <w:pPr>
@@ -14447,9 +14564,9 @@
       </w:tcPr>
     </w:tblStylePr>
   </w:style>
-  <w:style w:type="table" w:styleId="LightList-Accent6">
+  <w:style w:type="table" w:styleId="-60">
     <w:name w:val="Light List Accent 6"/>
-    <w:basedOn w:val="TableNormal"/>
+    <w:basedOn w:val="a3"/>
     <w:uiPriority w:val="61"/>
     <w:rsid w:val="00CB0664"/>
     <w:pPr>
@@ -14539,9 +14656,9 @@
       </w:tcPr>
     </w:tblStylePr>
   </w:style>
-  <w:style w:type="table" w:styleId="LightGrid">
+  <w:style w:type="table" w:styleId="aff3">
     <w:name w:val="Light Grid"/>
-    <w:basedOn w:val="TableNormal"/>
+    <w:basedOn w:val="a3"/>
     <w:uiPriority w:val="62"/>
     <w:rsid w:val="00CB0664"/>
     <w:pPr>
@@ -14669,9 +14786,9 @@
       </w:tcPr>
     </w:tblStylePr>
   </w:style>
-  <w:style w:type="table" w:styleId="LightGrid-Accent1">
+  <w:style w:type="table" w:styleId="-11">
     <w:name w:val="Light Grid Accent 1"/>
-    <w:basedOn w:val="TableNormal"/>
+    <w:basedOn w:val="a3"/>
     <w:uiPriority w:val="62"/>
     <w:rsid w:val="00CB0664"/>
     <w:pPr>
@@ -14799,9 +14916,9 @@
       </w:tcPr>
     </w:tblStylePr>
   </w:style>
-  <w:style w:type="table" w:styleId="LightGrid-Accent2">
+  <w:style w:type="table" w:styleId="-21">
     <w:name w:val="Light Grid Accent 2"/>
-    <w:basedOn w:val="TableNormal"/>
+    <w:basedOn w:val="a3"/>
     <w:uiPriority w:val="62"/>
     <w:rsid w:val="00CB0664"/>
     <w:pPr>
@@ -14929,9 +15046,9 @@
       </w:tcPr>
     </w:tblStylePr>
   </w:style>
-  <w:style w:type="table" w:styleId="LightGrid-Accent3">
+  <w:style w:type="table" w:styleId="-31">
     <w:name w:val="Light Grid Accent 3"/>
-    <w:basedOn w:val="TableNormal"/>
+    <w:basedOn w:val="a3"/>
     <w:uiPriority w:val="62"/>
     <w:rsid w:val="00CB0664"/>
     <w:pPr>
@@ -15059,9 +15176,9 @@
       </w:tcPr>
     </w:tblStylePr>
   </w:style>
-  <w:style w:type="table" w:styleId="LightGrid-Accent4">
+  <w:style w:type="table" w:styleId="-41">
     <w:name w:val="Light Grid Accent 4"/>
-    <w:basedOn w:val="TableNormal"/>
+    <w:basedOn w:val="a3"/>
     <w:uiPriority w:val="62"/>
     <w:rsid w:val="00CB0664"/>
     <w:pPr>
@@ -15189,9 +15306,9 @@
       </w:tcPr>
     </w:tblStylePr>
   </w:style>
-  <w:style w:type="table" w:styleId="LightGrid-Accent5">
+  <w:style w:type="table" w:styleId="-51">
     <w:name w:val="Light Grid Accent 5"/>
-    <w:basedOn w:val="TableNormal"/>
+    <w:basedOn w:val="a3"/>
     <w:uiPriority w:val="62"/>
     <w:rsid w:val="00CB0664"/>
     <w:pPr>
@@ -15319,9 +15436,9 @@
       </w:tcPr>
     </w:tblStylePr>
   </w:style>
-  <w:style w:type="table" w:styleId="LightGrid-Accent6">
+  <w:style w:type="table" w:styleId="-61">
     <w:name w:val="Light Grid Accent 6"/>
-    <w:basedOn w:val="TableNormal"/>
+    <w:basedOn w:val="a3"/>
     <w:uiPriority w:val="62"/>
     <w:rsid w:val="00CB0664"/>
     <w:pPr>
@@ -15449,9 +15566,9 @@
       </w:tcPr>
     </w:tblStylePr>
   </w:style>
-  <w:style w:type="table" w:styleId="MediumShading1">
+  <w:style w:type="table" w:styleId="11">
     <w:name w:val="Medium Shading 1"/>
-    <w:basedOn w:val="TableNormal"/>
+    <w:basedOn w:val="a3"/>
     <w:uiPriority w:val="63"/>
     <w:rsid w:val="00CB0664"/>
     <w:pPr>
@@ -15555,9 +15672,9 @@
       </w:tcPr>
     </w:tblStylePr>
   </w:style>
-  <w:style w:type="table" w:styleId="MediumShading1-Accent1">
+  <w:style w:type="table" w:styleId="1-1">
     <w:name w:val="Medium Shading 1 Accent 1"/>
-    <w:basedOn w:val="TableNormal"/>
+    <w:basedOn w:val="a3"/>
     <w:uiPriority w:val="63"/>
     <w:rsid w:val="00CB0664"/>
     <w:pPr>
@@ -15661,9 +15778,9 @@
       </w:tcPr>
     </w:tblStylePr>
   </w:style>
-  <w:style w:type="table" w:styleId="MediumShading1-Accent2">
+  <w:style w:type="table" w:styleId="1-2">
     <w:name w:val="Medium Shading 1 Accent 2"/>
-    <w:basedOn w:val="TableNormal"/>
+    <w:basedOn w:val="a3"/>
     <w:uiPriority w:val="63"/>
     <w:rsid w:val="00CB0664"/>
     <w:pPr>
@@ -15767,9 +15884,9 @@
       </w:tcPr>
     </w:tblStylePr>
   </w:style>
-  <w:style w:type="table" w:styleId="MediumShading1-Accent3">
+  <w:style w:type="table" w:styleId="1-3">
     <w:name w:val="Medium Shading 1 Accent 3"/>
-    <w:basedOn w:val="TableNormal"/>
+    <w:basedOn w:val="a3"/>
     <w:uiPriority w:val="63"/>
     <w:rsid w:val="00CB0664"/>
     <w:pPr>
@@ -15873,9 +15990,9 @@
       </w:tcPr>
     </w:tblStylePr>
   </w:style>
-  <w:style w:type="table" w:styleId="MediumShading1-Accent4">
+  <w:style w:type="table" w:styleId="1-4">
     <w:name w:val="Medium Shading 1 Accent 4"/>
-    <w:basedOn w:val="TableNormal"/>
+    <w:basedOn w:val="a3"/>
     <w:uiPriority w:val="63"/>
     <w:rsid w:val="00CB0664"/>
     <w:pPr>
@@ -15979,9 +16096,9 @@
       </w:tcPr>
     </w:tblStylePr>
   </w:style>
-  <w:style w:type="table" w:styleId="MediumShading1-Accent5">
+  <w:style w:type="table" w:styleId="1-5">
     <w:name w:val="Medium Shading 1 Accent 5"/>
-    <w:basedOn w:val="TableNormal"/>
+    <w:basedOn w:val="a3"/>
     <w:uiPriority w:val="63"/>
     <w:rsid w:val="00CB0664"/>
     <w:pPr>
@@ -16085,9 +16202,9 @@
       </w:tcPr>
     </w:tblStylePr>
   </w:style>
-  <w:style w:type="table" w:styleId="MediumShading1-Accent6">
+  <w:style w:type="table" w:styleId="1-6">
     <w:name w:val="Medium Shading 1 Accent 6"/>
-    <w:basedOn w:val="TableNormal"/>
+    <w:basedOn w:val="a3"/>
     <w:uiPriority w:val="63"/>
     <w:rsid w:val="00CB0664"/>
     <w:pPr>
@@ -16191,9 +16308,9 @@
       </w:tcPr>
     </w:tblStylePr>
   </w:style>
-  <w:style w:type="table" w:styleId="MediumShading2">
+  <w:style w:type="table" w:styleId="29">
     <w:name w:val="Medium Shading 2"/>
-    <w:basedOn w:val="TableNormal"/>
+    <w:basedOn w:val="a3"/>
     <w:uiPriority w:val="64"/>
     <w:rsid w:val="00CB0664"/>
     <w:pPr>
@@ -16340,9 +16457,9 @@
       </w:tcPr>
     </w:tblStylePr>
   </w:style>
-  <w:style w:type="table" w:styleId="MediumShading2-Accent1">
+  <w:style w:type="table" w:styleId="2-1">
     <w:name w:val="Medium Shading 2 Accent 1"/>
-    <w:basedOn w:val="TableNormal"/>
+    <w:basedOn w:val="a3"/>
     <w:uiPriority w:val="64"/>
     <w:rsid w:val="00CB0664"/>
     <w:pPr>
@@ -16489,9 +16606,9 @@
       </w:tcPr>
     </w:tblStylePr>
   </w:style>
-  <w:style w:type="table" w:styleId="MediumShading2-Accent2">
+  <w:style w:type="table" w:styleId="2-2">
     <w:name w:val="Medium Shading 2 Accent 2"/>
-    <w:basedOn w:val="TableNormal"/>
+    <w:basedOn w:val="a3"/>
     <w:uiPriority w:val="64"/>
     <w:rsid w:val="00CB0664"/>
     <w:pPr>
@@ -16638,9 +16755,9 @@
       </w:tcPr>
     </w:tblStylePr>
   </w:style>
-  <w:style w:type="table" w:styleId="MediumShading2-Accent3">
+  <w:style w:type="table" w:styleId="2-3">
     <w:name w:val="Medium Shading 2 Accent 3"/>
-    <w:basedOn w:val="TableNormal"/>
+    <w:basedOn w:val="a3"/>
     <w:uiPriority w:val="64"/>
     <w:rsid w:val="00CB0664"/>
     <w:pPr>
@@ -16787,9 +16904,9 @@
       </w:tcPr>
     </w:tblStylePr>
   </w:style>
-  <w:style w:type="table" w:styleId="MediumShading2-Accent4">
+  <w:style w:type="table" w:styleId="2-4">
     <w:name w:val="Medium Shading 2 Accent 4"/>
-    <w:basedOn w:val="TableNormal"/>
+    <w:basedOn w:val="a3"/>
     <w:uiPriority w:val="64"/>
     <w:rsid w:val="00CB0664"/>
     <w:pPr>
@@ -16936,9 +17053,9 @@
       </w:tcPr>
     </w:tblStylePr>
   </w:style>
-  <w:style w:type="table" w:styleId="MediumShading2-Accent5">
+  <w:style w:type="table" w:styleId="2-5">
     <w:name w:val="Medium Shading 2 Accent 5"/>
-    <w:basedOn w:val="TableNormal"/>
+    <w:basedOn w:val="a3"/>
     <w:uiPriority w:val="64"/>
     <w:rsid w:val="00CB0664"/>
     <w:pPr>
@@ -17085,9 +17202,9 @@
       </w:tcPr>
     </w:tblStylePr>
   </w:style>
-  <w:style w:type="table" w:styleId="MediumShading2-Accent6">
+  <w:style w:type="table" w:styleId="2-6">
     <w:name w:val="Medium Shading 2 Accent 6"/>
-    <w:basedOn w:val="TableNormal"/>
+    <w:basedOn w:val="a3"/>
     <w:uiPriority w:val="64"/>
     <w:rsid w:val="00CB0664"/>
     <w:pPr>
@@ -17234,9 +17351,9 @@
       </w:tcPr>
     </w:tblStylePr>
   </w:style>
-  <w:style w:type="table" w:styleId="MediumList1">
+  <w:style w:type="table" w:styleId="12">
     <w:name w:val="Medium List 1"/>
-    <w:basedOn w:val="TableNormal"/>
+    <w:basedOn w:val="a3"/>
     <w:uiPriority w:val="65"/>
     <w:rsid w:val="00CB0664"/>
     <w:pPr>
@@ -17318,9 +17435,9 @@
       </w:tcPr>
     </w:tblStylePr>
   </w:style>
-  <w:style w:type="table" w:styleId="MediumList1-Accent1">
+  <w:style w:type="table" w:styleId="1-10">
     <w:name w:val="Medium List 1 Accent 1"/>
-    <w:basedOn w:val="TableNormal"/>
+    <w:basedOn w:val="a3"/>
     <w:uiPriority w:val="65"/>
     <w:rsid w:val="00CB0664"/>
     <w:pPr>
@@ -17402,9 +17519,9 @@
       </w:tcPr>
     </w:tblStylePr>
   </w:style>
-  <w:style w:type="table" w:styleId="MediumList1-Accent2">
+  <w:style w:type="table" w:styleId="1-20">
     <w:name w:val="Medium List 1 Accent 2"/>
-    <w:basedOn w:val="TableNormal"/>
+    <w:basedOn w:val="a3"/>
     <w:uiPriority w:val="65"/>
     <w:rsid w:val="00CB0664"/>
     <w:pPr>
@@ -17486,9 +17603,9 @@
       </w:tcPr>
     </w:tblStylePr>
   </w:style>
-  <w:style w:type="table" w:styleId="MediumList1-Accent3">
+  <w:style w:type="table" w:styleId="1-30">
     <w:name w:val="Medium List 1 Accent 3"/>
-    <w:basedOn w:val="TableNormal"/>
+    <w:basedOn w:val="a3"/>
     <w:uiPriority w:val="65"/>
     <w:rsid w:val="00CB0664"/>
     <w:pPr>
@@ -17570,9 +17687,9 @@
       </w:tcPr>
     </w:tblStylePr>
   </w:style>
-  <w:style w:type="table" w:styleId="MediumList1-Accent4">
+  <w:style w:type="table" w:styleId="1-40">
     <w:name w:val="Medium List 1 Accent 4"/>
-    <w:basedOn w:val="TableNormal"/>
+    <w:basedOn w:val="a3"/>
     <w:uiPriority w:val="65"/>
     <w:rsid w:val="00CB0664"/>
     <w:pPr>
@@ -17654,9 +17771,9 @@
       </w:tcPr>
     </w:tblStylePr>
   </w:style>
-  <w:style w:type="table" w:styleId="MediumList1-Accent5">
+  <w:style w:type="table" w:styleId="1-50">
     <w:name w:val="Medium List 1 Accent 5"/>
-    <w:basedOn w:val="TableNormal"/>
+    <w:basedOn w:val="a3"/>
     <w:uiPriority w:val="65"/>
     <w:rsid w:val="00CB0664"/>
     <w:pPr>
@@ -17738,9 +17855,9 @@
       </w:tcPr>
     </w:tblStylePr>
   </w:style>
-  <w:style w:type="table" w:styleId="MediumList1-Accent6">
+  <w:style w:type="table" w:styleId="1-60">
     <w:name w:val="Medium List 1 Accent 6"/>
-    <w:basedOn w:val="TableNormal"/>
+    <w:basedOn w:val="a3"/>
     <w:uiPriority w:val="65"/>
     <w:rsid w:val="00CB0664"/>
     <w:pPr>
@@ -17822,9 +17939,9 @@
       </w:tcPr>
     </w:tblStylePr>
   </w:style>
-  <w:style w:type="table" w:styleId="MediumList2">
+  <w:style w:type="table" w:styleId="2a">
     <w:name w:val="Medium List 2"/>
-    <w:basedOn w:val="TableNormal"/>
+    <w:basedOn w:val="a3"/>
     <w:uiPriority w:val="66"/>
     <w:rsid w:val="00CB0664"/>
     <w:pPr>
@@ -17950,9 +18067,9 @@
       </w:tcPr>
     </w:tblStylePr>
   </w:style>
-  <w:style w:type="table" w:styleId="MediumList2-Accent1">
+  <w:style w:type="table" w:styleId="2-10">
     <w:name w:val="Medium List 2 Accent 1"/>
-    <w:basedOn w:val="TableNormal"/>
+    <w:basedOn w:val="a3"/>
     <w:uiPriority w:val="66"/>
     <w:rsid w:val="00CB0664"/>
     <w:pPr>
@@ -18078,9 +18195,9 @@
       </w:tcPr>
     </w:tblStylePr>
   </w:style>
-  <w:style w:type="table" w:styleId="MediumList2-Accent2">
+  <w:style w:type="table" w:styleId="2-20">
     <w:name w:val="Medium List 2 Accent 2"/>
-    <w:basedOn w:val="TableNormal"/>
+    <w:basedOn w:val="a3"/>
     <w:uiPriority w:val="66"/>
     <w:rsid w:val="00CB0664"/>
     <w:pPr>
@@ -18206,9 +18323,9 @@
       </w:tcPr>
     </w:tblStylePr>
   </w:style>
-  <w:style w:type="table" w:styleId="MediumList2-Accent3">
+  <w:style w:type="table" w:styleId="2-30">
     <w:name w:val="Medium List 2 Accent 3"/>
-    <w:basedOn w:val="TableNormal"/>
+    <w:basedOn w:val="a3"/>
     <w:uiPriority w:val="66"/>
     <w:rsid w:val="00CB0664"/>
     <w:pPr>
@@ -18334,9 +18451,9 @@
       </w:tcPr>
     </w:tblStylePr>
   </w:style>
-  <w:style w:type="table" w:styleId="MediumList2-Accent4">
+  <w:style w:type="table" w:styleId="2-40">
     <w:name w:val="Medium List 2 Accent 4"/>
-    <w:basedOn w:val="TableNormal"/>
+    <w:basedOn w:val="a3"/>
     <w:uiPriority w:val="66"/>
     <w:rsid w:val="00CB0664"/>
     <w:pPr>
@@ -18462,9 +18579,9 @@
       </w:tcPr>
     </w:tblStylePr>
   </w:style>
-  <w:style w:type="table" w:styleId="MediumList2-Accent5">
+  <w:style w:type="table" w:styleId="2-50">
     <w:name w:val="Medium List 2 Accent 5"/>
-    <w:basedOn w:val="TableNormal"/>
+    <w:basedOn w:val="a3"/>
     <w:uiPriority w:val="66"/>
     <w:rsid w:val="00CB0664"/>
     <w:pPr>
@@ -18590,9 +18707,9 @@
       </w:tcPr>
     </w:tblStylePr>
   </w:style>
-  <w:style w:type="table" w:styleId="MediumList2-Accent6">
+  <w:style w:type="table" w:styleId="2-60">
     <w:name w:val="Medium List 2 Accent 6"/>
-    <w:basedOn w:val="TableNormal"/>
+    <w:basedOn w:val="a3"/>
     <w:uiPriority w:val="66"/>
     <w:rsid w:val="00CB0664"/>
     <w:pPr>
@@ -18718,9 +18835,9 @@
       </w:tcPr>
     </w:tblStylePr>
   </w:style>
-  <w:style w:type="table" w:styleId="MediumGrid1">
+  <w:style w:type="table" w:styleId="13">
     <w:name w:val="Medium Grid 1"/>
-    <w:basedOn w:val="TableNormal"/>
+    <w:basedOn w:val="a3"/>
     <w:uiPriority w:val="67"/>
     <w:rsid w:val="00CB0664"/>
     <w:pPr>
@@ -18791,9 +18908,9 @@
       </w:tcPr>
     </w:tblStylePr>
   </w:style>
-  <w:style w:type="table" w:styleId="MediumGrid1-Accent1">
+  <w:style w:type="table" w:styleId="1-11">
     <w:name w:val="Medium Grid 1 Accent 1"/>
-    <w:basedOn w:val="TableNormal"/>
+    <w:basedOn w:val="a3"/>
     <w:uiPriority w:val="67"/>
     <w:rsid w:val="00CB0664"/>
     <w:pPr>
@@ -18864,9 +18981,9 @@
       </w:tcPr>
     </w:tblStylePr>
   </w:style>
-  <w:style w:type="table" w:styleId="MediumGrid1-Accent2">
+  <w:style w:type="table" w:styleId="1-21">
     <w:name w:val="Medium Grid 1 Accent 2"/>
-    <w:basedOn w:val="TableNormal"/>
+    <w:basedOn w:val="a3"/>
     <w:uiPriority w:val="67"/>
     <w:rsid w:val="00CB0664"/>
     <w:pPr>
@@ -18937,9 +19054,9 @@
       </w:tcPr>
     </w:tblStylePr>
   </w:style>
-  <w:style w:type="table" w:styleId="MediumGrid1-Accent3">
+  <w:style w:type="table" w:styleId="1-31">
     <w:name w:val="Medium Grid 1 Accent 3"/>
-    <w:basedOn w:val="TableNormal"/>
+    <w:basedOn w:val="a3"/>
     <w:uiPriority w:val="67"/>
     <w:rsid w:val="00CB0664"/>
     <w:pPr>
@@ -19010,9 +19127,9 @@
       </w:tcPr>
     </w:tblStylePr>
   </w:style>
-  <w:style w:type="table" w:styleId="MediumGrid1-Accent4">
+  <w:style w:type="table" w:styleId="1-41">
     <w:name w:val="Medium Grid 1 Accent 4"/>
-    <w:basedOn w:val="TableNormal"/>
+    <w:basedOn w:val="a3"/>
     <w:uiPriority w:val="67"/>
     <w:rsid w:val="00CB0664"/>
     <w:pPr>
@@ -19083,9 +19200,9 @@
       </w:tcPr>
     </w:tblStylePr>
   </w:style>
-  <w:style w:type="table" w:styleId="MediumGrid1-Accent5">
+  <w:style w:type="table" w:styleId="1-51">
     <w:name w:val="Medium Grid 1 Accent 5"/>
-    <w:basedOn w:val="TableNormal"/>
+    <w:basedOn w:val="a3"/>
     <w:uiPriority w:val="67"/>
     <w:rsid w:val="00CB0664"/>
     <w:pPr>
@@ -19156,9 +19273,9 @@
       </w:tcPr>
     </w:tblStylePr>
   </w:style>
-  <w:style w:type="table" w:styleId="MediumGrid1-Accent6">
+  <w:style w:type="table" w:styleId="1-61">
     <w:name w:val="Medium Grid 1 Accent 6"/>
-    <w:basedOn w:val="TableNormal"/>
+    <w:basedOn w:val="a3"/>
     <w:uiPriority w:val="67"/>
     <w:rsid w:val="00CB0664"/>
     <w:pPr>
@@ -19229,9 +19346,9 @@
       </w:tcPr>
     </w:tblStylePr>
   </w:style>
-  <w:style w:type="table" w:styleId="MediumGrid2">
+  <w:style w:type="table" w:styleId="2b">
     <w:name w:val="Medium Grid 2"/>
-    <w:basedOn w:val="TableNormal"/>
+    <w:basedOn w:val="a3"/>
     <w:uiPriority w:val="68"/>
     <w:rsid w:val="00CB0664"/>
     <w:pPr>
@@ -19354,9 +19471,9 @@
       </w:tcPr>
     </w:tblStylePr>
   </w:style>
-  <w:style w:type="table" w:styleId="MediumGrid2-Accent1">
+  <w:style w:type="table" w:styleId="2-11">
     <w:name w:val="Medium Grid 2 Accent 1"/>
-    <w:basedOn w:val="TableNormal"/>
+    <w:basedOn w:val="a3"/>
     <w:uiPriority w:val="68"/>
     <w:rsid w:val="00CB0664"/>
     <w:pPr>
@@ -19479,9 +19596,9 @@
       </w:tcPr>
     </w:tblStylePr>
   </w:style>
-  <w:style w:type="table" w:styleId="MediumGrid2-Accent2">
+  <w:style w:type="table" w:styleId="2-21">
     <w:name w:val="Medium Grid 2 Accent 2"/>
-    <w:basedOn w:val="TableNormal"/>
+    <w:basedOn w:val="a3"/>
     <w:uiPriority w:val="68"/>
     <w:rsid w:val="00CB0664"/>
     <w:pPr>
@@ -19604,9 +19721,9 @@
       </w:tcPr>
     </w:tblStylePr>
   </w:style>
-  <w:style w:type="table" w:styleId="MediumGrid2-Accent3">
+  <w:style w:type="table" w:styleId="2-31">
     <w:name w:val="Medium Grid 2 Accent 3"/>
-    <w:basedOn w:val="TableNormal"/>
+    <w:basedOn w:val="a3"/>
     <w:uiPriority w:val="68"/>
     <w:rsid w:val="00CB0664"/>
     <w:pPr>
@@ -19729,9 +19846,9 @@
       </w:tcPr>
     </w:tblStylePr>
   </w:style>
-  <w:style w:type="table" w:styleId="MediumGrid2-Accent4">
+  <w:style w:type="table" w:styleId="2-41">
     <w:name w:val="Medium Grid 2 Accent 4"/>
-    <w:basedOn w:val="TableNormal"/>
+    <w:basedOn w:val="a3"/>
     <w:uiPriority w:val="68"/>
     <w:rsid w:val="00CB0664"/>
     <w:pPr>
@@ -19854,9 +19971,9 @@
       </w:tcPr>
     </w:tblStylePr>
   </w:style>
-  <w:style w:type="table" w:styleId="MediumGrid2-Accent5">
+  <w:style w:type="table" w:styleId="2-51">
     <w:name w:val="Medium Grid 2 Accent 5"/>
-    <w:basedOn w:val="TableNormal"/>
+    <w:basedOn w:val="a3"/>
     <w:uiPriority w:val="68"/>
     <w:rsid w:val="00CB0664"/>
     <w:pPr>
@@ -19979,9 +20096,9 @@
       </w:tcPr>
     </w:tblStylePr>
   </w:style>
-  <w:style w:type="table" w:styleId="MediumGrid2-Accent6">
+  <w:style w:type="table" w:styleId="2-61">
     <w:name w:val="Medium Grid 2 Accent 6"/>
-    <w:basedOn w:val="TableNormal"/>
+    <w:basedOn w:val="a3"/>
     <w:uiPriority w:val="68"/>
     <w:rsid w:val="00CB0664"/>
     <w:pPr>
@@ -20104,9 +20221,9 @@
       </w:tcPr>
     </w:tblStylePr>
   </w:style>
-  <w:style w:type="table" w:styleId="MediumGrid3">
+  <w:style w:type="table" w:styleId="37">
     <w:name w:val="Medium Grid 3"/>
-    <w:basedOn w:val="TableNormal"/>
+    <w:basedOn w:val="a3"/>
     <w:uiPriority w:val="69"/>
     <w:rsid w:val="00CB0664"/>
     <w:pPr>
@@ -20245,9 +20362,9 @@
       </w:tcPr>
     </w:tblStylePr>
   </w:style>
-  <w:style w:type="table" w:styleId="MediumGrid3-Accent1">
+  <w:style w:type="table" w:styleId="3-1">
     <w:name w:val="Medium Grid 3 Accent 1"/>
-    <w:basedOn w:val="TableNormal"/>
+    <w:basedOn w:val="a3"/>
     <w:uiPriority w:val="69"/>
     <w:rsid w:val="00CB0664"/>
     <w:pPr>
@@ -20386,9 +20503,9 @@
       </w:tcPr>
     </w:tblStylePr>
   </w:style>
-  <w:style w:type="table" w:styleId="MediumGrid3-Accent2">
+  <w:style w:type="table" w:styleId="3-2">
     <w:name w:val="Medium Grid 3 Accent 2"/>
-    <w:basedOn w:val="TableNormal"/>
+    <w:basedOn w:val="a3"/>
     <w:uiPriority w:val="69"/>
     <w:rsid w:val="00CB0664"/>
     <w:pPr>
@@ -20527,9 +20644,9 @@
       </w:tcPr>
     </w:tblStylePr>
   </w:style>
-  <w:style w:type="table" w:styleId="MediumGrid3-Accent3">
+  <w:style w:type="table" w:styleId="3-3">
     <w:name w:val="Medium Grid 3 Accent 3"/>
-    <w:basedOn w:val="TableNormal"/>
+    <w:basedOn w:val="a3"/>
     <w:uiPriority w:val="69"/>
     <w:rsid w:val="00CB0664"/>
     <w:pPr>
@@ -20668,9 +20785,9 @@
       </w:tcPr>
     </w:tblStylePr>
   </w:style>
-  <w:style w:type="table" w:styleId="MediumGrid3-Accent4">
+  <w:style w:type="table" w:styleId="3-4">
     <w:name w:val="Medium Grid 3 Accent 4"/>
-    <w:basedOn w:val="TableNormal"/>
+    <w:basedOn w:val="a3"/>
     <w:uiPriority w:val="69"/>
     <w:rsid w:val="00CB0664"/>
     <w:pPr>
@@ -20809,9 +20926,9 @@
       </w:tcPr>
     </w:tblStylePr>
   </w:style>
-  <w:style w:type="table" w:styleId="MediumGrid3-Accent5">
+  <w:style w:type="table" w:styleId="3-5">
     <w:name w:val="Medium Grid 3 Accent 5"/>
-    <w:basedOn w:val="TableNormal"/>
+    <w:basedOn w:val="a3"/>
     <w:uiPriority w:val="69"/>
     <w:rsid w:val="00CB0664"/>
     <w:pPr>
@@ -20950,9 +21067,9 @@
       </w:tcPr>
     </w:tblStylePr>
   </w:style>
-  <w:style w:type="table" w:styleId="MediumGrid3-Accent6">
+  <w:style w:type="table" w:styleId="3-6">
     <w:name w:val="Medium Grid 3 Accent 6"/>
-    <w:basedOn w:val="TableNormal"/>
+    <w:basedOn w:val="a3"/>
     <w:uiPriority w:val="69"/>
     <w:rsid w:val="00CB0664"/>
     <w:pPr>
@@ -21091,9 +21208,9 @@
       </w:tcPr>
     </w:tblStylePr>
   </w:style>
-  <w:style w:type="table" w:styleId="DarkList">
+  <w:style w:type="table" w:styleId="aff4">
     <w:name w:val="Dark List"/>
-    <w:basedOn w:val="TableNormal"/>
+    <w:basedOn w:val="a3"/>
     <w:uiPriority w:val="70"/>
     <w:rsid w:val="00CB0664"/>
     <w:pPr>
@@ -21205,9 +21322,9 @@
       </w:tcPr>
     </w:tblStylePr>
   </w:style>
-  <w:style w:type="table" w:styleId="DarkList-Accent1">
+  <w:style w:type="table" w:styleId="-12">
     <w:name w:val="Dark List Accent 1"/>
-    <w:basedOn w:val="TableNormal"/>
+    <w:basedOn w:val="a3"/>
     <w:uiPriority w:val="70"/>
     <w:rsid w:val="00CB0664"/>
     <w:pPr>
@@ -21319,9 +21436,9 @@
       </w:tcPr>
     </w:tblStylePr>
   </w:style>
-  <w:style w:type="table" w:styleId="DarkList-Accent2">
+  <w:style w:type="table" w:styleId="-22">
     <w:name w:val="Dark List Accent 2"/>
-    <w:basedOn w:val="TableNormal"/>
+    <w:basedOn w:val="a3"/>
     <w:uiPriority w:val="70"/>
     <w:rsid w:val="00CB0664"/>
     <w:pPr>
@@ -21433,9 +21550,9 @@
       </w:tcPr>
     </w:tblStylePr>
   </w:style>
-  <w:style w:type="table" w:styleId="DarkList-Accent3">
+  <w:style w:type="table" w:styleId="-32">
     <w:name w:val="Dark List Accent 3"/>
-    <w:basedOn w:val="TableNormal"/>
+    <w:basedOn w:val="a3"/>
     <w:uiPriority w:val="70"/>
     <w:rsid w:val="00CB0664"/>
     <w:pPr>
@@ -21547,9 +21664,9 @@
       </w:tcPr>
     </w:tblStylePr>
   </w:style>
-  <w:style w:type="table" w:styleId="DarkList-Accent4">
+  <w:style w:type="table" w:styleId="-42">
     <w:name w:val="Dark List Accent 4"/>
-    <w:basedOn w:val="TableNormal"/>
+    <w:basedOn w:val="a3"/>
     <w:uiPriority w:val="70"/>
     <w:rsid w:val="00CB0664"/>
     <w:pPr>
@@ -21661,9 +21778,9 @@
       </w:tcPr>
     </w:tblStylePr>
   </w:style>
-  <w:style w:type="table" w:styleId="DarkList-Accent5">
+  <w:style w:type="table" w:styleId="-52">
     <w:name w:val="Dark List Accent 5"/>
-    <w:basedOn w:val="TableNormal"/>
+    <w:basedOn w:val="a3"/>
     <w:uiPriority w:val="70"/>
     <w:rsid w:val="00CB0664"/>
     <w:pPr>
@@ -21775,9 +21892,9 @@
       </w:tcPr>
     </w:tblStylePr>
   </w:style>
-  <w:style w:type="table" w:styleId="DarkList-Accent6">
+  <w:style w:type="table" w:styleId="-62">
     <w:name w:val="Dark List Accent 6"/>
-    <w:basedOn w:val="TableNormal"/>
+    <w:basedOn w:val="a3"/>
     <w:uiPriority w:val="70"/>
     <w:rsid w:val="00CB0664"/>
     <w:pPr>
@@ -21889,9 +22006,9 @@
       </w:tcPr>
     </w:tblStylePr>
   </w:style>
-  <w:style w:type="table" w:styleId="ColorfulShading">
+  <w:style w:type="table" w:styleId="aff5">
     <w:name w:val="Colorful Shading"/>
-    <w:basedOn w:val="TableNormal"/>
+    <w:basedOn w:val="a3"/>
     <w:uiPriority w:val="71"/>
     <w:rsid w:val="00CB0664"/>
     <w:pPr>
@@ -22011,9 +22128,9 @@
       </w:rPr>
     </w:tblStylePr>
   </w:style>
-  <w:style w:type="table" w:styleId="ColorfulShading-Accent1">
+  <w:style w:type="table" w:styleId="-13">
     <w:name w:val="Colorful Shading Accent 1"/>
-    <w:basedOn w:val="TableNormal"/>
+    <w:basedOn w:val="a3"/>
     <w:uiPriority w:val="71"/>
     <w:rsid w:val="00CB0664"/>
     <w:pPr>
@@ -22133,9 +22250,9 @@
       </w:rPr>
     </w:tblStylePr>
   </w:style>
-  <w:style w:type="table" w:styleId="ColorfulShading-Accent2">
+  <w:style w:type="table" w:styleId="-23">
     <w:name w:val="Colorful Shading Accent 2"/>
-    <w:basedOn w:val="TableNormal"/>
+    <w:basedOn w:val="a3"/>
     <w:uiPriority w:val="71"/>
     <w:rsid w:val="00CB0664"/>
     <w:pPr>
@@ -22255,9 +22372,9 @@
       </w:rPr>
     </w:tblStylePr>
   </w:style>
-  <w:style w:type="table" w:styleId="ColorfulShading-Accent3">
+  <w:style w:type="table" w:styleId="-33">
     <w:name w:val="Colorful Shading Accent 3"/>
-    <w:basedOn w:val="TableNormal"/>
+    <w:basedOn w:val="a3"/>
     <w:uiPriority w:val="71"/>
     <w:rsid w:val="00CB0664"/>
     <w:pPr>
@@ -22367,9 +22484,9 @@
       </w:tcPr>
     </w:tblStylePr>
   </w:style>
-  <w:style w:type="table" w:styleId="ColorfulShading-Accent4">
+  <w:style w:type="table" w:styleId="-43">
     <w:name w:val="Colorful Shading Accent 4"/>
-    <w:basedOn w:val="TableNormal"/>
+    <w:basedOn w:val="a3"/>
     <w:uiPriority w:val="71"/>
     <w:rsid w:val="00CB0664"/>
     <w:pPr>
@@ -22489,9 +22606,9 @@
       </w:rPr>
     </w:tblStylePr>
   </w:style>
-  <w:style w:type="table" w:styleId="ColorfulShading-Accent5">
+  <w:style w:type="table" w:styleId="-53">
     <w:name w:val="Colorful Shading Accent 5"/>
-    <w:basedOn w:val="TableNormal"/>
+    <w:basedOn w:val="a3"/>
     <w:uiPriority w:val="71"/>
     <w:rsid w:val="00CB0664"/>
     <w:pPr>
@@ -22611,9 +22728,9 @@
       </w:rPr>
     </w:tblStylePr>
   </w:style>
-  <w:style w:type="table" w:styleId="ColorfulShading-Accent6">
+  <w:style w:type="table" w:styleId="-63">
     <w:name w:val="Colorful Shading Accent 6"/>
-    <w:basedOn w:val="TableNormal"/>
+    <w:basedOn w:val="a3"/>
     <w:uiPriority w:val="71"/>
     <w:rsid w:val="00CB0664"/>
     <w:pPr>
@@ -22733,9 +22850,9 @@
       </w:rPr>
     </w:tblStylePr>
   </w:style>
-  <w:style w:type="table" w:styleId="ColorfulList">
+  <w:style w:type="table" w:styleId="aff6">
     <w:name w:val="Colorful List"/>
-    <w:basedOn w:val="TableNormal"/>
+    <w:basedOn w:val="a3"/>
     <w:uiPriority w:val="72"/>
     <w:rsid w:val="00CB0664"/>
     <w:pPr>
@@ -22819,9 +22936,9 @@
       </w:tcPr>
     </w:tblStylePr>
   </w:style>
-  <w:style w:type="table" w:styleId="ColorfulList-Accent1">
+  <w:style w:type="table" w:styleId="-14">
     <w:name w:val="Colorful List Accent 1"/>
-    <w:basedOn w:val="TableNormal"/>
+    <w:basedOn w:val="a3"/>
     <w:uiPriority w:val="72"/>
     <w:rsid w:val="00CB0664"/>
     <w:pPr>
@@ -22905,9 +23022,9 @@
       </w:tcPr>
     </w:tblStylePr>
   </w:style>
-  <w:style w:type="table" w:styleId="ColorfulList-Accent2">
+  <w:style w:type="table" w:styleId="-24">
     <w:name w:val="Colorful List Accent 2"/>
-    <w:basedOn w:val="TableNormal"/>
+    <w:basedOn w:val="a3"/>
     <w:uiPriority w:val="72"/>
     <w:rsid w:val="00CB0664"/>
     <w:pPr>
@@ -22991,9 +23108,9 @@
       </w:tcPr>
     </w:tblStylePr>
   </w:style>
-  <w:style w:type="table" w:styleId="ColorfulList-Accent3">
+  <w:style w:type="table" w:styleId="-34">
     <w:name w:val="Colorful List Accent 3"/>
-    <w:basedOn w:val="TableNormal"/>
+    <w:basedOn w:val="a3"/>
     <w:uiPriority w:val="72"/>
     <w:rsid w:val="00CB0664"/>
     <w:pPr>
@@ -23077,9 +23194,9 @@
       </w:tcPr>
     </w:tblStylePr>
   </w:style>
-  <w:style w:type="table" w:styleId="ColorfulList-Accent4">
+  <w:style w:type="table" w:styleId="-44">
     <w:name w:val="Colorful List Accent 4"/>
-    <w:basedOn w:val="TableNormal"/>
+    <w:basedOn w:val="a3"/>
     <w:uiPriority w:val="72"/>
     <w:rsid w:val="00CB0664"/>
     <w:pPr>
@@ -23163,9 +23280,9 @@
       </w:tcPr>
     </w:tblStylePr>
   </w:style>
-  <w:style w:type="table" w:styleId="ColorfulList-Accent5">
+  <w:style w:type="table" w:styleId="-54">
     <w:name w:val="Colorful List Accent 5"/>
-    <w:basedOn w:val="TableNormal"/>
+    <w:basedOn w:val="a3"/>
     <w:uiPriority w:val="72"/>
     <w:rsid w:val="00CB0664"/>
     <w:pPr>
@@ -23249,9 +23366,9 @@
       </w:tcPr>
     </w:tblStylePr>
   </w:style>
-  <w:style w:type="table" w:styleId="ColorfulList-Accent6">
+  <w:style w:type="table" w:styleId="-64">
     <w:name w:val="Colorful List Accent 6"/>
-    <w:basedOn w:val="TableNormal"/>
+    <w:basedOn w:val="a3"/>
     <w:uiPriority w:val="72"/>
     <w:rsid w:val="00CB0664"/>
     <w:pPr>
@@ -23335,9 +23452,9 @@
       </w:tcPr>
     </w:tblStylePr>
   </w:style>
-  <w:style w:type="table" w:styleId="ColorfulGrid">
+  <w:style w:type="table" w:styleId="aff7">
     <w:name w:val="Colorful Grid"/>
-    <w:basedOn w:val="TableNormal"/>
+    <w:basedOn w:val="a3"/>
     <w:uiPriority w:val="73"/>
     <w:rsid w:val="00CB0664"/>
     <w:pPr>
@@ -23415,9 +23532,9 @@
       </w:tcPr>
     </w:tblStylePr>
   </w:style>
-  <w:style w:type="table" w:styleId="ColorfulGrid-Accent1">
+  <w:style w:type="table" w:styleId="-15">
     <w:name w:val="Colorful Grid Accent 1"/>
-    <w:basedOn w:val="TableNormal"/>
+    <w:basedOn w:val="a3"/>
     <w:uiPriority w:val="73"/>
     <w:rsid w:val="00CB0664"/>
     <w:pPr>
@@ -23495,9 +23612,9 @@
       </w:tcPr>
     </w:tblStylePr>
   </w:style>
-  <w:style w:type="table" w:styleId="ColorfulGrid-Accent2">
+  <w:style w:type="table" w:styleId="-25">
     <w:name w:val="Colorful Grid Accent 2"/>
-    <w:basedOn w:val="TableNormal"/>
+    <w:basedOn w:val="a3"/>
     <w:uiPriority w:val="73"/>
     <w:rsid w:val="00CB0664"/>
     <w:pPr>
@@ -23575,9 +23692,9 @@
       </w:tcPr>
     </w:tblStylePr>
   </w:style>
-  <w:style w:type="table" w:styleId="ColorfulGrid-Accent3">
+  <w:style w:type="table" w:styleId="-35">
     <w:name w:val="Colorful Grid Accent 3"/>
-    <w:basedOn w:val="TableNormal"/>
+    <w:basedOn w:val="a3"/>
     <w:uiPriority w:val="73"/>
     <w:rsid w:val="00CB0664"/>
     <w:pPr>
@@ -23655,9 +23772,9 @@
       </w:tcPr>
     </w:tblStylePr>
   </w:style>
-  <w:style w:type="table" w:styleId="ColorfulGrid-Accent4">
+  <w:style w:type="table" w:styleId="-45">
     <w:name w:val="Colorful Grid Accent 4"/>
-    <w:basedOn w:val="TableNormal"/>
+    <w:basedOn w:val="a3"/>
     <w:uiPriority w:val="73"/>
     <w:rsid w:val="00CB0664"/>
     <w:pPr>
@@ -23735,9 +23852,9 @@
       </w:tcPr>
     </w:tblStylePr>
   </w:style>
-  <w:style w:type="table" w:styleId="ColorfulGrid-Accent5">
+  <w:style w:type="table" w:styleId="-55">
     <w:name w:val="Colorful Grid Accent 5"/>
-    <w:basedOn w:val="TableNormal"/>
+    <w:basedOn w:val="a3"/>
     <w:uiPriority w:val="73"/>
     <w:rsid w:val="00CB0664"/>
     <w:pPr>
@@ -23815,9 +23932,9 @@
       </w:tcPr>
     </w:tblStylePr>
   </w:style>
-  <w:style w:type="table" w:styleId="ColorfulGrid-Accent6">
+  <w:style w:type="table" w:styleId="-65">
     <w:name w:val="Colorful Grid Accent 6"/>
-    <w:basedOn w:val="TableNormal"/>
+    <w:basedOn w:val="a3"/>
     <w:uiPriority w:val="73"/>
     <w:rsid w:val="00CB0664"/>
     <w:pPr>
@@ -24223,7 +24340,7 @@
 </file>
 
 <file path=customXml/itemProps1.xml><?xml version="1.0" encoding="utf-8"?>
-<ds:datastoreItem xmlns:ds="http://schemas.openxmlformats.org/officeDocument/2006/customXml" ds:itemID="{EF278816-EC6F-A645-907D-7F25AECB1D4A}">
+<ds:datastoreItem xmlns:ds="http://schemas.openxmlformats.org/officeDocument/2006/customXml" ds:itemID="{551DC803-FCFA-4BA1-AAB6-4F2F3F5F3005}">
   <ds:schemaRefs>
     <ds:schemaRef ds:uri="http://schemas.openxmlformats.org/officeDocument/2006/bibliography"/>
   </ds:schemaRefs>

--- a/tests/documents/all_basic_fields/Шаблоны/all_fields.docx
+++ b/tests/documents/all_basic_fields/Шаблоны/all_fields.docx
@@ -14,7 +14,12 @@
     </w:p>
     <w:p>
       <w:r>
-        <w:t>Дата: {{ today:dd.MM.yyyy }}</w:t>
+        <w:t xml:space="preserve">Дата: {{ today:dd.MM.yyyy </w:t>
+      </w:r>
+      <w:bookmarkStart w:id="0" w:name="_GoBack"/>
+      <w:bookmarkEnd w:id="0"/>
+      <w:r>
+        <w:t>}}</w:t>
       </w:r>
     </w:p>
     <w:p>
@@ -72,13 +77,26 @@
         <w:t>}}</w:t>
       </w:r>
       <w:r>
+        <w:t> </w:t>
+      </w:r>
+      <w:r>
+        <w:rPr>
+          <w:lang w:val="ru-RU"/>
+        </w:rPr>
+        <w:t>руб.</w:t>
+      </w:r>
+      <w:r>
         <w:rPr>
           <w:lang w:val="ru-RU"/>
         </w:rPr>
         <w:t xml:space="preserve"> </w:t>
       </w:r>
       <w:r>
-        <w:t>{{</w:t>
+        <w:t>{</w:t>
+      </w:r>
+      <w:proofErr w:type="gramStart"/>
+      <w:r>
+        <w:t>{</w:t>
       </w:r>
       <w:r>
         <w:rPr>
@@ -89,14 +107,13 @@
       <w:r>
         <w:t>status</w:t>
       </w:r>
+      <w:proofErr w:type="gramEnd"/>
       <w:r>
         <w:rPr>
           <w:lang w:val="ru-RU"/>
         </w:rPr>
         <w:t xml:space="preserve"> </w:t>
       </w:r>
-      <w:bookmarkStart w:id="0" w:name="_GoBack"/>
-      <w:bookmarkEnd w:id="0"/>
       <w:r>
         <w:t>}}</w:t>
       </w:r>
@@ -24340,7 +24357,7 @@
 </file>
 
 <file path=customXml/itemProps1.xml><?xml version="1.0" encoding="utf-8"?>
-<ds:datastoreItem xmlns:ds="http://schemas.openxmlformats.org/officeDocument/2006/customXml" ds:itemID="{551DC803-FCFA-4BA1-AAB6-4F2F3F5F3005}">
+<ds:datastoreItem xmlns:ds="http://schemas.openxmlformats.org/officeDocument/2006/customXml" ds:itemID="{E9A49CE6-8DFB-4403-AD05-443F2FF1EB60}">
   <ds:schemaRefs>
     <ds:schemaRef ds:uri="http://schemas.openxmlformats.org/officeDocument/2006/bibliography"/>
   </ds:schemaRefs>
